--- a/docs/student-backend-exercises-he/08_complete_game.docx
+++ b/docs/student-backend-exercises-he/08_complete_game.docx
@@ -93,6 +93,154 @@
           <w:rtl/>
           <w:lang w:bidi="he-IL"/>
         </w:rPr>
+        <w:t xml:space="preserve">מטרות והיערכות</w:t>
+      </w:r>
+    </w:p>
+    <w:p>
+      <w:pPr>
+        <w:bidi/>
+        <w:spacing w:after="120" w:line="300"/>
+        <w:jc w:val="right"/>
+      </w:pPr>
+      <w:r>
+        <w:rPr>
+          <w:rFonts w:ascii="Arial" w:cs="Arial" w:eastAsia="Arial" w:hAnsi="Arial"/>
+          <w:b/>
+          <w:bCs/>
+          <w:rtl/>
+          <w:lang w:bidi="he-IL"/>
+        </w:rPr>
+        <w:t xml:space="preserve">זמן משוער: 75–120 דקות</w:t>
+      </w:r>
+    </w:p>
+    <w:p>
+      <w:pPr>
+        <w:pStyle w:val="Heading2"/>
+        <w:bidi/>
+        <w:jc w:val="right"/>
+      </w:pPr>
+      <w:r>
+        <w:rPr>
+          <w:rFonts w:ascii="Arial" w:cs="Arial" w:eastAsia="Arial" w:hAnsi="Arial"/>
+          <w:b/>
+          <w:bCs/>
+          <w:rtl/>
+          <w:lang w:bidi="he-IL"/>
+        </w:rPr>
+        <w:t xml:space="preserve">ידע מוקדם</w:t>
+      </w:r>
+    </w:p>
+    <w:p>
+      <w:pPr>
+        <w:pStyle w:val="ListParagraph"/>
+        <w:numPr>
+          <w:ilvl w:val="0"/>
+          <w:numId w:val="2"/>
+        </w:numPr>
+        <w:bidi/>
+        <w:spacing w:after="80" w:line="300"/>
+        <w:jc w:val="right"/>
+      </w:pPr>
+      <w:r>
+        <w:rPr>
+          <w:rFonts w:ascii="Arial" w:cs="Arial" w:eastAsia="Arial" w:hAnsi="Arial"/>
+          <w:rtl/>
+          <w:lang w:bidi="he-IL"/>
+        </w:rPr>
+        <w:t xml:space="preserve">השלמת תרגילים 1–7.</w:t>
+      </w:r>
+    </w:p>
+    <w:p>
+      <w:pPr>
+        <w:pStyle w:val="ListParagraph"/>
+        <w:numPr>
+          <w:ilvl w:val="0"/>
+          <w:numId w:val="2"/>
+        </w:numPr>
+        <w:bidi/>
+        <w:spacing w:after="80" w:line="300"/>
+        <w:jc w:val="right"/>
+      </w:pPr>
+      <w:r>
+        <w:rPr>
+          <w:rFonts w:ascii="Arial" w:cs="Arial" w:eastAsia="Arial" w:hAnsi="Arial"/>
+          <w:rtl/>
+          <w:lang w:bidi="he-IL"/>
+        </w:rPr>
+        <w:t xml:space="preserve">יכולת לחבר את כל כללי המשחק לחוזה אחד יציב.</w:t>
+      </w:r>
+    </w:p>
+    <w:p>
+      <w:pPr>
+        <w:pStyle w:val="Heading2"/>
+        <w:bidi/>
+        <w:jc w:val="right"/>
+      </w:pPr>
+      <w:r>
+        <w:rPr>
+          <w:rFonts w:ascii="Arial" w:cs="Arial" w:eastAsia="Arial" w:hAnsi="Arial"/>
+          <w:b/>
+          <w:bCs/>
+          <w:rtl/>
+          <w:lang w:bidi="he-IL"/>
+        </w:rPr>
+        <w:t xml:space="preserve">מה נבדק בתרגיל</w:t>
+      </w:r>
+    </w:p>
+    <w:p>
+      <w:pPr>
+        <w:pStyle w:val="ListParagraph"/>
+        <w:numPr>
+          <w:ilvl w:val="0"/>
+          <w:numId w:val="3"/>
+        </w:numPr>
+        <w:bidi/>
+        <w:spacing w:after="80" w:line="300"/>
+        <w:jc w:val="right"/>
+      </w:pPr>
+      <w:r>
+        <w:rPr>
+          <w:rFonts w:ascii="Arial" w:cs="Arial" w:eastAsia="Arial" w:hAnsi="Arial"/>
+          <w:rtl/>
+          <w:lang w:bidi="he-IL"/>
+        </w:rPr>
+        <w:t xml:space="preserve">פשיטת רגל, ניצחון ואיפוס.</w:t>
+      </w:r>
+    </w:p>
+    <w:p>
+      <w:pPr>
+        <w:pStyle w:val="ListParagraph"/>
+        <w:numPr>
+          <w:ilvl w:val="0"/>
+          <w:numId w:val="3"/>
+        </w:numPr>
+        <w:bidi/>
+        <w:spacing w:after="80" w:line="300"/>
+        <w:jc w:val="right"/>
+      </w:pPr>
+      <w:r>
+        <w:rPr>
+          <w:rFonts w:ascii="Arial" w:cs="Arial" w:eastAsia="Arial" w:hAnsi="Arial"/>
+          <w:rtl/>
+          <w:lang w:bidi="he-IL"/>
+        </w:rPr>
+        <w:t xml:space="preserve">שרת כמקור האמת היחיד עבור הממשק.</w:t>
+      </w:r>
+    </w:p>
+    <w:p>
+      <w:pPr>
+        <w:pStyle w:val="Heading1"/>
+        <w:bidi/>
+        <w:jc w:val="right"/>
+      </w:pPr>
+      <w:r>
+        <w:rPr>
+          <w:rFonts w:ascii="Arial" w:cs="Arial" w:eastAsia="Arial" w:hAnsi="Arial"/>
+          <w:b/>
+          <w:bCs/>
+          <w:rtl/>
+          <w:lang w:bidi="he-IL"/>
+        </w:rPr>
         <w:t xml:space="preserve">דרישות התרגיל</w:t>
       </w:r>
     </w:p>
@@ -101,10 +249,10 @@
         <w:pStyle w:val="ListParagraph"/>
         <w:numPr>
           <w:ilvl w:val="0"/>
-          <w:numId w:val="2"/>
-        </w:numPr>
-        <w:bidi/>
-        <w:spacing w:after="90" w:line="300"/>
+          <w:numId w:val="4"/>
+        </w:numPr>
+        <w:bidi/>
+        <w:spacing w:after="80" w:line="300"/>
         <w:jc w:val="right"/>
       </w:pPr>
       <w:r>
@@ -121,10 +269,10 @@
         <w:pStyle w:val="ListParagraph"/>
         <w:numPr>
           <w:ilvl w:val="0"/>
-          <w:numId w:val="2"/>
-        </w:numPr>
-        <w:bidi/>
-        <w:spacing w:after="90" w:line="300"/>
+          <w:numId w:val="4"/>
+        </w:numPr>
+        <w:bidi/>
+        <w:spacing w:after="80" w:line="300"/>
         <w:jc w:val="right"/>
       </w:pPr>
       <w:r>
@@ -141,10 +289,10 @@
         <w:pStyle w:val="ListParagraph"/>
         <w:numPr>
           <w:ilvl w:val="0"/>
-          <w:numId w:val="2"/>
-        </w:numPr>
-        <w:bidi/>
-        <w:spacing w:after="90" w:line="300"/>
+          <w:numId w:val="4"/>
+        </w:numPr>
+        <w:bidi/>
+        <w:spacing w:after="80" w:line="300"/>
         <w:jc w:val="right"/>
       </w:pPr>
       <w:r>
@@ -161,10 +309,10 @@
         <w:pStyle w:val="ListParagraph"/>
         <w:numPr>
           <w:ilvl w:val="0"/>
-          <w:numId w:val="2"/>
-        </w:numPr>
-        <w:bidi/>
-        <w:spacing w:after="90" w:line="300"/>
+          <w:numId w:val="4"/>
+        </w:numPr>
+        <w:bidi/>
+        <w:spacing w:after="80" w:line="300"/>
         <w:jc w:val="right"/>
       </w:pPr>
       <w:r>
@@ -181,10 +329,10 @@
         <w:pStyle w:val="ListParagraph"/>
         <w:numPr>
           <w:ilvl w:val="0"/>
-          <w:numId w:val="2"/>
-        </w:numPr>
-        <w:bidi/>
-        <w:spacing w:after="90" w:line="300"/>
+          <w:numId w:val="4"/>
+        </w:numPr>
+        <w:bidi/>
+        <w:spacing w:after="80" w:line="300"/>
         <w:jc w:val="right"/>
       </w:pPr>
       <w:r>
@@ -201,10 +349,10 @@
         <w:pStyle w:val="ListParagraph"/>
         <w:numPr>
           <w:ilvl w:val="0"/>
-          <w:numId w:val="2"/>
-        </w:numPr>
-        <w:bidi/>
-        <w:spacing w:after="90" w:line="300"/>
+          <w:numId w:val="4"/>
+        </w:numPr>
+        <w:bidi/>
+        <w:spacing w:after="80" w:line="300"/>
         <w:jc w:val="right"/>
       </w:pPr>
       <w:r>
@@ -221,10 +369,10 @@
         <w:pStyle w:val="ListParagraph"/>
         <w:numPr>
           <w:ilvl w:val="0"/>
-          <w:numId w:val="2"/>
-        </w:numPr>
-        <w:bidi/>
-        <w:spacing w:after="90" w:line="300"/>
+          <w:numId w:val="4"/>
+        </w:numPr>
+        <w:bidi/>
+        <w:spacing w:after="80" w:line="300"/>
         <w:jc w:val="right"/>
       </w:pPr>
       <w:r>
@@ -1081,10 +1229,10 @@
         <w:pStyle w:val="ListParagraph"/>
         <w:numPr>
           <w:ilvl w:val="0"/>
-          <w:numId w:val="3"/>
-        </w:numPr>
-        <w:bidi/>
-        <w:spacing w:after="90" w:line="300"/>
+          <w:numId w:val="5"/>
+        </w:numPr>
+        <w:bidi/>
+        <w:spacing w:after="80" w:line="300"/>
         <w:jc w:val="right"/>
       </w:pPr>
       <w:r>
@@ -1101,10 +1249,10 @@
         <w:pStyle w:val="ListParagraph"/>
         <w:numPr>
           <w:ilvl w:val="0"/>
-          <w:numId w:val="3"/>
-        </w:numPr>
-        <w:bidi/>
-        <w:spacing w:after="90" w:line="300"/>
+          <w:numId w:val="5"/>
+        </w:numPr>
+        <w:bidi/>
+        <w:spacing w:after="80" w:line="300"/>
         <w:jc w:val="right"/>
       </w:pPr>
       <w:r>
@@ -1121,10 +1269,10 @@
         <w:pStyle w:val="ListParagraph"/>
         <w:numPr>
           <w:ilvl w:val="0"/>
-          <w:numId w:val="3"/>
-        </w:numPr>
-        <w:bidi/>
-        <w:spacing w:after="90" w:line="300"/>
+          <w:numId w:val="5"/>
+        </w:numPr>
+        <w:bidi/>
+        <w:spacing w:after="80" w:line="300"/>
         <w:jc w:val="right"/>
       </w:pPr>
       <w:r>
@@ -1141,10 +1289,10 @@
         <w:pStyle w:val="ListParagraph"/>
         <w:numPr>
           <w:ilvl w:val="0"/>
-          <w:numId w:val="3"/>
-        </w:numPr>
-        <w:bidi/>
-        <w:spacing w:after="90" w:line="300"/>
+          <w:numId w:val="5"/>
+        </w:numPr>
+        <w:bidi/>
+        <w:spacing w:after="80" w:line="300"/>
         <w:jc w:val="right"/>
       </w:pPr>
       <w:r>
@@ -1161,10 +1309,10 @@
         <w:pStyle w:val="ListParagraph"/>
         <w:numPr>
           <w:ilvl w:val="0"/>
-          <w:numId w:val="3"/>
-        </w:numPr>
-        <w:bidi/>
-        <w:spacing w:after="90" w:line="300"/>
+          <w:numId w:val="5"/>
+        </w:numPr>
+        <w:bidi/>
+        <w:spacing w:after="80" w:line="300"/>
         <w:jc w:val="right"/>
       </w:pPr>
       <w:r>
@@ -1174,6 +1322,237 @@
           <w:lang w:bidi="he-IL"/>
         </w:rPr>
         <w:t xml:space="preserve">הממשק אינו מחשב תנועה, כסף, שכירות, בעלות, תורות או ניצחון.</w:t>
+      </w:r>
+    </w:p>
+    <w:p>
+      <w:pPr>
+        <w:pStyle w:val="Heading1"/>
+        <w:bidi/>
+        <w:jc w:val="right"/>
+      </w:pPr>
+      <w:r>
+        <w:rPr>
+          <w:rFonts w:ascii="Arial" w:cs="Arial" w:eastAsia="Arial" w:hAnsi="Arial"/>
+          <w:b/>
+          <w:bCs/>
+          <w:rtl/>
+          <w:lang w:bidi="he-IL"/>
+        </w:rPr>
+        <w:t xml:space="preserve">מקרי שגיאה שחייבים לבדוק</w:t>
+      </w:r>
+    </w:p>
+    <w:p>
+      <w:pPr>
+        <w:pStyle w:val="ListParagraph"/>
+        <w:numPr>
+          <w:ilvl w:val="0"/>
+          <w:numId w:val="6"/>
+        </w:numPr>
+        <w:bidi/>
+        <w:spacing w:after="80" w:line="300"/>
+        <w:jc w:val="right"/>
+      </w:pPr>
+      <w:r>
+        <w:rPr>
+          <w:rFonts w:ascii="Arial" w:cs="Arial" w:eastAsia="Arial" w:hAnsi="Arial"/>
+          <w:rtl/>
+          <w:lang w:bidi="he-IL"/>
+        </w:rPr>
+        <w:t xml:space="preserve">לאחר סיום המשחק אין פעולות זמינות.</w:t>
+      </w:r>
+    </w:p>
+    <w:p>
+      <w:pPr>
+        <w:pStyle w:val="ListParagraph"/>
+        <w:numPr>
+          <w:ilvl w:val="0"/>
+          <w:numId w:val="6"/>
+        </w:numPr>
+        <w:bidi/>
+        <w:spacing w:after="80" w:line="300"/>
+        <w:jc w:val="right"/>
+      </w:pPr>
+      <w:r>
+        <w:rPr>
+          <w:rFonts w:ascii="Arial" w:cs="Arial" w:eastAsia="Arial" w:hAnsi="Arial"/>
+          <w:rtl/>
+          <w:lang w:bidi="he-IL"/>
+        </w:rPr>
+        <w:t xml:space="preserve">reset מחזיר מצב not_started מלא ועקבי.</w:t>
+      </w:r>
+    </w:p>
+    <w:p>
+      <w:pPr>
+        <w:pStyle w:val="Heading1"/>
+        <w:bidi/>
+        <w:jc w:val="right"/>
+      </w:pPr>
+      <w:r>
+        <w:rPr>
+          <w:rFonts w:ascii="Arial" w:cs="Arial" w:eastAsia="Arial" w:hAnsi="Arial"/>
+          <w:b/>
+          <w:bCs/>
+          <w:rtl/>
+          <w:lang w:bidi="he-IL"/>
+        </w:rPr>
+        <w:t xml:space="preserve">מה מגישים</w:t>
+      </w:r>
+    </w:p>
+    <w:p>
+      <w:pPr>
+        <w:pStyle w:val="ListParagraph"/>
+        <w:numPr>
+          <w:ilvl w:val="0"/>
+          <w:numId w:val="7"/>
+        </w:numPr>
+        <w:bidi/>
+        <w:spacing w:after="80" w:line="300"/>
+        <w:jc w:val="right"/>
+      </w:pPr>
+      <w:r>
+        <w:rPr>
+          <w:rFonts w:ascii="Arial" w:cs="Arial" w:eastAsia="Arial" w:hAnsi="Arial"/>
+          <w:rtl/>
+          <w:lang w:bidi="he-IL"/>
+        </w:rPr>
+        <w:t xml:space="preserve">פלט של checkpoint 8.</w:t>
+      </w:r>
+    </w:p>
+    <w:p>
+      <w:pPr>
+        <w:pStyle w:val="ListParagraph"/>
+        <w:numPr>
+          <w:ilvl w:val="0"/>
+          <w:numId w:val="7"/>
+        </w:numPr>
+        <w:bidi/>
+        <w:spacing w:after="80" w:line="300"/>
+        <w:jc w:val="right"/>
+      </w:pPr>
+      <w:r>
+        <w:rPr>
+          <w:rFonts w:ascii="Arial" w:cs="Arial" w:eastAsia="Arial" w:hAnsi="Arial"/>
+          <w:rtl/>
+          <w:lang w:bidi="he-IL"/>
+        </w:rPr>
+        <w:t xml:space="preserve">הדגמה מלאה דרך הממשק וצילום מסך.</w:t>
+      </w:r>
+    </w:p>
+    <w:p>
+      <w:pPr>
+        <w:pStyle w:val="ListParagraph"/>
+        <w:numPr>
+          <w:ilvl w:val="0"/>
+          <w:numId w:val="7"/>
+        </w:numPr>
+        <w:bidi/>
+        <w:spacing w:after="80" w:line="300"/>
+        <w:jc w:val="right"/>
+      </w:pPr>
+      <w:r>
+        <w:rPr>
+          <w:rFonts w:ascii="Arial" w:cs="Arial" w:eastAsia="Arial" w:hAnsi="Arial"/>
+          <w:rtl/>
+          <w:lang w:bidi="he-IL"/>
+        </w:rPr>
+        <w:t xml:space="preserve">השתקפות קצרה: החלטה אחת, תקלה אחת ומה למדתם.</w:t>
+      </w:r>
+    </w:p>
+    <w:p>
+      <w:pPr>
+        <w:pStyle w:val="Heading1"/>
+        <w:bidi/>
+        <w:jc w:val="right"/>
+      </w:pPr>
+      <w:r>
+        <w:rPr>
+          <w:rFonts w:ascii="Arial" w:cs="Arial" w:eastAsia="Arial" w:hAnsi="Arial"/>
+          <w:b/>
+          <w:bCs/>
+          <w:rtl/>
+          <w:lang w:bidi="he-IL"/>
+        </w:rPr>
+        <w:t xml:space="preserve">רשימת בדיקה לסיום</w:t>
+      </w:r>
+    </w:p>
+    <w:p>
+      <w:pPr>
+        <w:pStyle w:val="ListParagraph"/>
+        <w:numPr>
+          <w:ilvl w:val="0"/>
+          <w:numId w:val="8"/>
+        </w:numPr>
+        <w:bidi/>
+        <w:spacing w:after="80" w:line="300"/>
+        <w:jc w:val="right"/>
+      </w:pPr>
+      <w:r>
+        <w:rPr>
+          <w:rFonts w:ascii="Arial" w:cs="Arial" w:eastAsia="Arial" w:hAnsi="Arial"/>
+          <w:rtl/>
+          <w:lang w:bidi="he-IL"/>
+        </w:rPr>
+        <w:t xml:space="preserve">כל נקודות הקצה שנדרשות עד לתרגיל זה מחזירות את קודי המצב וה-JSON שהוגדרו.</w:t>
+      </w:r>
+    </w:p>
+    <w:p>
+      <w:pPr>
+        <w:pStyle w:val="ListParagraph"/>
+        <w:numPr>
+          <w:ilvl w:val="0"/>
+          <w:numId w:val="8"/>
+        </w:numPr>
+        <w:bidi/>
+        <w:spacing w:after="80" w:line="300"/>
+        <w:jc w:val="right"/>
+      </w:pPr>
+      <w:r>
+        <w:rPr>
+          <w:rFonts w:ascii="Arial" w:cs="Arial" w:eastAsia="Arial" w:hAnsi="Arial"/>
+          <w:rtl/>
+          <w:lang w:bidi="he-IL"/>
+        </w:rPr>
+        <w:t xml:space="preserve">כל בדיקות ה-checkpoint הנוכחי והתרגילים הקודמים עוברות.</w:t>
+      </w:r>
+    </w:p>
+    <w:p>
+      <w:pPr>
+        <w:pStyle w:val="ListParagraph"/>
+        <w:numPr>
+          <w:ilvl w:val="0"/>
+          <w:numId w:val="8"/>
+        </w:numPr>
+        <w:bidi/>
+        <w:spacing w:after="80" w:line="300"/>
+        <w:jc w:val="right"/>
+      </w:pPr>
+      <w:r>
+        <w:rPr>
+          <w:rFonts w:ascii="Arial" w:cs="Arial" w:eastAsia="Arial" w:hAnsi="Arial"/>
+          <w:rtl/>
+          <w:lang w:bidi="he-IL"/>
+        </w:rPr>
+        <w:t xml:space="preserve">בדקתי לפחות מקרה הצלחה אחד ומקרה שגיאה אחד בלי לשנות את חוזה ה-API.</w:t>
+      </w:r>
+    </w:p>
+    <w:p>
+      <w:pPr>
+        <w:pStyle w:val="ListParagraph"/>
+        <w:numPr>
+          <w:ilvl w:val="0"/>
+          <w:numId w:val="8"/>
+        </w:numPr>
+        <w:bidi/>
+        <w:spacing w:after="80" w:line="300"/>
+        <w:jc w:val="right"/>
+      </w:pPr>
+      <w:r>
+        <w:rPr>
+          <w:rFonts w:ascii="Arial" w:cs="Arial" w:eastAsia="Arial" w:hAnsi="Arial"/>
+          <w:rtl/>
+          <w:lang w:bidi="he-IL"/>
+        </w:rPr>
+        <w:t xml:space="preserve">שמרתי את ראיות ההגשה הנדרשות ואני מסוגל להסביר את החלטות המימוש שלי.</w:t>
       </w:r>
     </w:p>
     <w:p>
@@ -1214,7 +1593,7 @@
       <w:headerReference w:type="default" r:id="rId7"/>
       <w:footerReference w:type="default" r:id="rId8"/>
       <w:pgSz w:w="12240" w:h="15840" w:orient="portrait"/>
-      <w:pgMar w:top="1080" w:right="1260" w:bottom="1080" w:left="1260" w:header="600" w:footer="600" w:gutter="0"/>
+      <w:pgMar w:top="1440" w:right="1440" w:bottom="1440" w:left="1440" w:header="708" w:footer="708" w:gutter="0"/>
       <w:pgNumType/>
       <w:docGrid w:linePitch="360"/>
     </w:sectPr>
@@ -1449,7 +1828,7 @@
       <w:lvlText w:val="•"/>
       <w:lvlJc w:val="right"/>
       <w:pPr>
-        <w:ind w:right="720" w:hanging="360"/>
+        <w:ind w:right="540" w:hanging="270"/>
       </w:pPr>
     </w:lvl>
   </w:abstractNum>
@@ -1461,7 +1840,67 @@
       <w:lvlText w:val="•"/>
       <w:lvlJc w:val="right"/>
       <w:pPr>
-        <w:ind w:right="720" w:hanging="360"/>
+        <w:ind w:right="540" w:hanging="270"/>
+      </w:pPr>
+    </w:lvl>
+  </w:abstractNum>
+  <w:abstractNum w:abstractNumId="4" w15:restartNumberingAfterBreak="0">
+    <w:multiLevelType w:val="hybridMultilevel"/>
+    <w:lvl w:ilvl="0" w15:tentative="1">
+      <w:start w:val="1"/>
+      <w:numFmt w:val="bullet"/>
+      <w:lvlText w:val="•"/>
+      <w:lvlJc w:val="right"/>
+      <w:pPr>
+        <w:ind w:right="540" w:hanging="270"/>
+      </w:pPr>
+    </w:lvl>
+  </w:abstractNum>
+  <w:abstractNum w:abstractNumId="5" w15:restartNumberingAfterBreak="0">
+    <w:multiLevelType w:val="hybridMultilevel"/>
+    <w:lvl w:ilvl="0" w15:tentative="1">
+      <w:start w:val="1"/>
+      <w:numFmt w:val="bullet"/>
+      <w:lvlText w:val="•"/>
+      <w:lvlJc w:val="right"/>
+      <w:pPr>
+        <w:ind w:right="540" w:hanging="270"/>
+      </w:pPr>
+    </w:lvl>
+  </w:abstractNum>
+  <w:abstractNum w:abstractNumId="6" w15:restartNumberingAfterBreak="0">
+    <w:multiLevelType w:val="hybridMultilevel"/>
+    <w:lvl w:ilvl="0" w15:tentative="1">
+      <w:start w:val="1"/>
+      <w:numFmt w:val="bullet"/>
+      <w:lvlText w:val="•"/>
+      <w:lvlJc w:val="right"/>
+      <w:pPr>
+        <w:ind w:right="540" w:hanging="270"/>
+      </w:pPr>
+    </w:lvl>
+  </w:abstractNum>
+  <w:abstractNum w:abstractNumId="7" w15:restartNumberingAfterBreak="0">
+    <w:multiLevelType w:val="hybridMultilevel"/>
+    <w:lvl w:ilvl="0" w15:tentative="1">
+      <w:start w:val="1"/>
+      <w:numFmt w:val="bullet"/>
+      <w:lvlText w:val="•"/>
+      <w:lvlJc w:val="right"/>
+      <w:pPr>
+        <w:ind w:right="540" w:hanging="270"/>
+      </w:pPr>
+    </w:lvl>
+  </w:abstractNum>
+  <w:abstractNum w:abstractNumId="8" w15:restartNumberingAfterBreak="0">
+    <w:multiLevelType w:val="hybridMultilevel"/>
+    <w:lvl w:ilvl="0" w15:tentative="1">
+      <w:start w:val="1"/>
+      <w:numFmt w:val="bullet"/>
+      <w:lvlText w:val="•"/>
+      <w:lvlJc w:val="right"/>
+      <w:pPr>
+        <w:ind w:right="540" w:hanging="270"/>
       </w:pPr>
     </w:lvl>
   </w:abstractNum>
@@ -1472,13 +1911,43 @@
     </w:lvlOverride>
   </w:num>
   <w:num w:numId="2">
+    <w:abstractNumId w:val="4"/>
+    <w:lvlOverride w:ilvl="0">
+      <w:startOverride w:val="1"/>
+    </w:lvlOverride>
+  </w:num>
+  <w:num w:numId="3">
+    <w:abstractNumId w:val="5"/>
+    <w:lvlOverride w:ilvl="0">
+      <w:startOverride w:val="1"/>
+    </w:lvlOverride>
+  </w:num>
+  <w:num w:numId="4">
     <w:abstractNumId w:val="2"/>
     <w:lvlOverride w:ilvl="0">
       <w:startOverride w:val="1"/>
     </w:lvlOverride>
   </w:num>
-  <w:num w:numId="3">
+  <w:num w:numId="5">
     <w:abstractNumId w:val="3"/>
+    <w:lvlOverride w:ilvl="0">
+      <w:startOverride w:val="1"/>
+    </w:lvlOverride>
+  </w:num>
+  <w:num w:numId="6">
+    <w:abstractNumId w:val="6"/>
+    <w:lvlOverride w:ilvl="0">
+      <w:startOverride w:val="1"/>
+    </w:lvlOverride>
+  </w:num>
+  <w:num w:numId="7">
+    <w:abstractNumId w:val="7"/>
+    <w:lvlOverride w:ilvl="0">
+      <w:startOverride w:val="1"/>
+    </w:lvlOverride>
+  </w:num>
+  <w:num w:numId="8">
+    <w:abstractNumId w:val="8"/>
     <w:lvlOverride w:ilvl="0">
       <w:startOverride w:val="1"/>
     </w:lvlOverride>
@@ -1675,14 +2144,14 @@
     <w:next w:val="Normal"/>
     <w:qFormat/>
     <w:pPr>
-      <w:spacing w:after="160" w:before="300"/>
+      <w:spacing w:after="200" w:before="360"/>
       <w:outlineLvl w:val="0"/>
     </w:pPr>
     <w:rPr>
       <w:rFonts w:ascii="Arial" w:cs="Arial" w:eastAsia="Arial" w:hAnsi="Arial"/>
       <w:b/>
       <w:bCs/>
-      <w:color w:val="2563EB"/>
+      <w:color w:val="2E74B5"/>
       <w:sz w:val="32"/>
       <w:szCs w:val="32"/>
     </w:rPr>
@@ -1693,16 +2162,16 @@
     <w:next w:val="Normal"/>
     <w:qFormat/>
     <w:pPr>
-      <w:spacing w:after="120" w:before="240"/>
+      <w:spacing w:after="140" w:before="280"/>
       <w:outlineLvl w:val="1"/>
     </w:pPr>
     <w:rPr>
       <w:rFonts w:ascii="Arial" w:cs="Arial" w:eastAsia="Arial" w:hAnsi="Arial"/>
       <w:b/>
       <w:bCs/>
-      <w:color w:val="1E3A5F"/>
-      <w:sz w:val="27"/>
-      <w:szCs w:val="27"/>
+      <w:color w:val="2E74B5"/>
+      <w:sz w:val="26"/>
+      <w:szCs w:val="26"/>
     </w:rPr>
   </w:style>
   <w:style w:type="paragraph" w:styleId="Heading3">
@@ -1711,14 +2180,14 @@
     <w:next w:val="Normal"/>
     <w:qFormat/>
     <w:pPr>
-      <w:spacing w:after="80" w:before="160"/>
+      <w:spacing w:after="100" w:before="200"/>
       <w:outlineLvl w:val="2"/>
     </w:pPr>
     <w:rPr>
       <w:rFonts w:ascii="Arial" w:cs="Arial" w:eastAsia="Arial" w:hAnsi="Arial"/>
       <w:b/>
       <w:bCs/>
-      <w:color w:val="334155"/>
+      <w:color w:val="1F4D78"/>
       <w:sz w:val="24"/>
       <w:szCs w:val="24"/>
     </w:rPr>

--- a/docs/student-backend-exercises-he/08_complete_game.docx
+++ b/docs/student-backend-exercises-he/08_complete_game.docx
@@ -39,7 +39,7 @@
           <w:rtl/>
           <w:lang w:bidi="he-IL"/>
         </w:rPr>
-        <w:t xml:space="preserve">תרגיל 8: המשחק המלא</w:t>
+        <w:t xml:space="preserve">תרגיל 8: מחזור חיים ומשחק מלא</w:t>
       </w:r>
     </w:p>
     <w:p>
@@ -56,7 +56,7 @@
           <w:rtl/>
           <w:lang w:bidi="he-IL"/>
         </w:rPr>
-        <w:t xml:space="preserve">להשלים משחק מלא שהממשק יכול להפעיל אך ורק באמצעות נקודות הקצה.</w:t>
+        <w:t xml:space="preserve">להשלים פשיטת רגל, ניצחון ואיפוס ולוודא שכל היכולות מהתרגילים הקודמים פועלות יחד דרך HTTP בלבד.</w:t>
       </w:r>
     </w:p>
     <w:p>
@@ -93,13 +93,28 @@
           <w:rtl/>
           <w:lang w:bidi="he-IL"/>
         </w:rPr>
-        <w:t xml:space="preserve">מטרות והיערכות</w:t>
+        <w:t xml:space="preserve">המשימה בשפה פשוטה</w:t>
       </w:r>
     </w:p>
     <w:p>
       <w:pPr>
         <w:bidi/>
         <w:spacing w:after="120" w:line="300"/>
+        <w:jc w:val="right"/>
+      </w:pPr>
+      <w:r>
+        <w:rPr>
+          <w:rFonts w:ascii="Arial" w:cs="Arial" w:eastAsia="Arial" w:hAnsi="Arial"/>
+          <w:rtl/>
+          <w:lang w:bidi="he-IL"/>
+        </w:rPr>
+        <w:t xml:space="preserve">התרגיל האחרון מחבר את כל ההתנהגויות למשחק שאפשר להתחיל, לשחק ולסיים. המשתמש צריך לראות מתי שחקן פשט רגל, מי ניצח, ולדעת שאחרי הסיום אי אפשר להמשיך לפעול עד לאיפוס.</w:t>
+      </w:r>
+    </w:p>
+    <w:p>
+      <w:pPr>
+        <w:pStyle w:val="Heading2"/>
+        <w:bidi/>
         <w:jc w:val="right"/>
       </w:pPr>
       <w:r>
@@ -110,7 +125,107 @@
           <w:rtl/>
           <w:lang w:bidi="he-IL"/>
         </w:rPr>
-        <w:t xml:space="preserve">זמן משוער: 75–120 דקות</w:t>
+        <w:t xml:space="preserve">מה המשתמש מצפה שיקרה</w:t>
+      </w:r>
+    </w:p>
+    <w:p>
+      <w:pPr>
+        <w:pStyle w:val="ListParagraph"/>
+        <w:numPr>
+          <w:ilvl w:val="0"/>
+          <w:numId w:val="2"/>
+        </w:numPr>
+        <w:bidi/>
+        <w:spacing w:after="80" w:line="300"/>
+        <w:jc w:val="right"/>
+      </w:pPr>
+      <w:r>
+        <w:rPr>
+          <w:rFonts w:ascii="Arial" w:cs="Arial" w:eastAsia="Arial" w:hAnsi="Arial"/>
+          <w:rtl/>
+          <w:lang w:bidi="he-IL"/>
+        </w:rPr>
+        <w:t xml:space="preserve">המשחק מתקדם דרך יצירה, תנועה, השפעות, קנייה, תורות ושכירות.</w:t>
+      </w:r>
+    </w:p>
+    <w:p>
+      <w:pPr>
+        <w:pStyle w:val="ListParagraph"/>
+        <w:numPr>
+          <w:ilvl w:val="0"/>
+          <w:numId w:val="2"/>
+        </w:numPr>
+        <w:bidi/>
+        <w:spacing w:after="80" w:line="300"/>
+        <w:jc w:val="right"/>
+      </w:pPr>
+      <w:r>
+        <w:rPr>
+          <w:rFonts w:ascii="Arial" w:cs="Arial" w:eastAsia="Arial" w:hAnsi="Arial"/>
+          <w:rtl/>
+          <w:lang w:bidi="he-IL"/>
+        </w:rPr>
+        <w:t xml:space="preserve">שחקן שכספו ירד מתחת לאפס מסומן כפושט רגל ומפסיק לקבל תורות.</w:t>
+      </w:r>
+    </w:p>
+    <w:p>
+      <w:pPr>
+        <w:pStyle w:val="ListParagraph"/>
+        <w:numPr>
+          <w:ilvl w:val="0"/>
+          <w:numId w:val="2"/>
+        </w:numPr>
+        <w:bidi/>
+        <w:spacing w:after="80" w:line="300"/>
+        <w:jc w:val="right"/>
+      </w:pPr>
+      <w:r>
+        <w:rPr>
+          <w:rFonts w:ascii="Arial" w:cs="Arial" w:eastAsia="Arial" w:hAnsi="Arial"/>
+          <w:rtl/>
+          <w:lang w:bidi="he-IL"/>
+        </w:rPr>
+        <w:t xml:space="preserve">כאשר נשאר שחקן פעיל אחד, המשחק עובר ל-finished ומציג winner_id.</w:t>
+      </w:r>
+    </w:p>
+    <w:p>
+      <w:pPr>
+        <w:pStyle w:val="ListParagraph"/>
+        <w:numPr>
+          <w:ilvl w:val="0"/>
+          <w:numId w:val="2"/>
+        </w:numPr>
+        <w:bidi/>
+        <w:spacing w:after="80" w:line="300"/>
+        <w:jc w:val="right"/>
+      </w:pPr>
+      <w:r>
+        <w:rPr>
+          <w:rFonts w:ascii="Arial" w:cs="Arial" w:eastAsia="Arial" w:hAnsi="Arial"/>
+          <w:rtl/>
+          <w:lang w:bidi="he-IL"/>
+        </w:rPr>
+        <w:t xml:space="preserve">במצב finished אין פעולות משחק זמינות ובקשות נוספות נדחות בלי לשנות את התוצאה.</w:t>
+      </w:r>
+    </w:p>
+    <w:p>
+      <w:pPr>
+        <w:pStyle w:val="ListParagraph"/>
+        <w:numPr>
+          <w:ilvl w:val="0"/>
+          <w:numId w:val="2"/>
+        </w:numPr>
+        <w:bidi/>
+        <w:spacing w:after="80" w:line="300"/>
+        <w:jc w:val="right"/>
+      </w:pPr>
+      <w:r>
+        <w:rPr>
+          <w:rFonts w:ascii="Arial" w:cs="Arial" w:eastAsia="Arial" w:hAnsi="Arial"/>
+          <w:rtl/>
+          <w:lang w:bidi="he-IL"/>
+        </w:rPr>
+        <w:t xml:space="preserve">Reset מוחק את המשחק הפעיל ומחזיר מצב not_started ריק שמוכן לפתיחה חדשה.</w:t>
       </w:r>
     </w:p>
     <w:p>
@@ -127,53 +242,95 @@
           <w:rtl/>
           <w:lang w:bidi="he-IL"/>
         </w:rPr>
-        <w:t xml:space="preserve">ידע מוקדם</w:t>
-      </w:r>
-    </w:p>
-    <w:p>
-      <w:pPr>
-        <w:pStyle w:val="ListParagraph"/>
-        <w:numPr>
-          <w:ilvl w:val="0"/>
-          <w:numId w:val="2"/>
-        </w:numPr>
-        <w:bidi/>
-        <w:spacing w:after="80" w:line="300"/>
-        <w:jc w:val="right"/>
-      </w:pPr>
-      <w:r>
-        <w:rPr>
-          <w:rFonts w:ascii="Arial" w:cs="Arial" w:eastAsia="Arial" w:hAnsi="Arial"/>
-          <w:rtl/>
-          <w:lang w:bidi="he-IL"/>
-        </w:rPr>
-        <w:t xml:space="preserve">השלמת תרגילים 1–7.</w:t>
-      </w:r>
-    </w:p>
-    <w:p>
-      <w:pPr>
-        <w:pStyle w:val="ListParagraph"/>
-        <w:numPr>
-          <w:ilvl w:val="0"/>
-          <w:numId w:val="2"/>
-        </w:numPr>
-        <w:bidi/>
-        <w:spacing w:after="80" w:line="300"/>
-        <w:jc w:val="right"/>
-      </w:pPr>
-      <w:r>
-        <w:rPr>
-          <w:rFonts w:ascii="Arial" w:cs="Arial" w:eastAsia="Arial" w:hAnsi="Arial"/>
-          <w:rtl/>
-          <w:lang w:bidi="he-IL"/>
-        </w:rPr>
-        <w:t xml:space="preserve">יכולת לחבר את כל כללי המשחק לחוזה אחד יציב.</w:t>
-      </w:r>
-    </w:p>
-    <w:p>
-      <w:pPr>
-        <w:pStyle w:val="Heading2"/>
-        <w:bidi/>
+        <w:t xml:space="preserve">מונחים מקצועיים במסמך</w:t>
+      </w:r>
+    </w:p>
+    <w:p>
+      <w:pPr>
+        <w:pStyle w:val="ListParagraph"/>
+        <w:numPr>
+          <w:ilvl w:val="0"/>
+          <w:numId w:val="3"/>
+        </w:numPr>
+        <w:bidi/>
+        <w:spacing w:after="80" w:line="300"/>
+        <w:jc w:val="right"/>
+      </w:pPr>
+      <w:r>
+        <w:rPr>
+          <w:rFonts w:ascii="Arial" w:cs="Arial" w:eastAsia="Arial" w:hAnsi="Arial"/>
+          <w:rtl/>
+          <w:lang w:bidi="he-IL"/>
+        </w:rPr>
+        <w:t xml:space="preserve">Lifecycle — רצף המצבים not_started, active ו-finished.</w:t>
+      </w:r>
+    </w:p>
+    <w:p>
+      <w:pPr>
+        <w:pStyle w:val="ListParagraph"/>
+        <w:numPr>
+          <w:ilvl w:val="0"/>
+          <w:numId w:val="3"/>
+        </w:numPr>
+        <w:bidi/>
+        <w:spacing w:after="80" w:line="300"/>
+        <w:jc w:val="right"/>
+      </w:pPr>
+      <w:r>
+        <w:rPr>
+          <w:rFonts w:ascii="Arial" w:cs="Arial" w:eastAsia="Arial" w:hAnsi="Arial"/>
+          <w:rtl/>
+          <w:lang w:bidi="he-IL"/>
+        </w:rPr>
+        <w:t xml:space="preserve">Bankruptcy — מצב שבו שחקן אינו פעיל עוד ואינו משתתף בסבב התורות.</w:t>
+      </w:r>
+    </w:p>
+    <w:p>
+      <w:pPr>
+        <w:pStyle w:val="ListParagraph"/>
+        <w:numPr>
+          <w:ilvl w:val="0"/>
+          <w:numId w:val="3"/>
+        </w:numPr>
+        <w:bidi/>
+        <w:spacing w:after="80" w:line="300"/>
+        <w:jc w:val="right"/>
+      </w:pPr>
+      <w:r>
+        <w:rPr>
+          <w:rFonts w:ascii="Arial" w:cs="Arial" w:eastAsia="Arial" w:hAnsi="Arial"/>
+          <w:rtl/>
+          <w:lang w:bidi="he-IL"/>
+        </w:rPr>
+        <w:t xml:space="preserve">winner_id — מזהה המנצח; הוא null עד שהמשחק מסתיים.</w:t>
+      </w:r>
+    </w:p>
+    <w:p>
+      <w:pPr>
+        <w:pStyle w:val="ListParagraph"/>
+        <w:numPr>
+          <w:ilvl w:val="0"/>
+          <w:numId w:val="3"/>
+        </w:numPr>
+        <w:bidi/>
+        <w:spacing w:after="80" w:line="300"/>
+        <w:jc w:val="right"/>
+      </w:pPr>
+      <w:r>
+        <w:rPr>
+          <w:rFonts w:ascii="Arial" w:cs="Arial" w:eastAsia="Arial" w:hAnsi="Arial"/>
+          <w:rtl/>
+          <w:lang w:bidi="he-IL"/>
+        </w:rPr>
+        <w:t xml:space="preserve">Reset — פעולה שמחזירה את השירות למצב ללא משחק פעיל.</w:t>
+      </w:r>
+    </w:p>
+    <w:p>
+      <w:pPr>
+        <w:shd w:fill="F7FEE7" w:val="clear"/>
+        <w:bidi/>
+        <w:spacing w:after="180" w:before="80" w:line="300"/>
+        <w:ind w:left="160" w:right="160"/>
         <w:jc w:val="right"/>
       </w:pPr>
       <w:r>
@@ -181,50 +338,11 @@
           <w:rFonts w:ascii="Arial" w:cs="Arial" w:eastAsia="Arial" w:hAnsi="Arial"/>
           <w:b/>
           <w:bCs/>
-          <w:rtl/>
-          <w:lang w:bidi="he-IL"/>
-        </w:rPr>
-        <w:t xml:space="preserve">מה נבדק בתרגיל</w:t>
-      </w:r>
-    </w:p>
-    <w:p>
-      <w:pPr>
-        <w:pStyle w:val="ListParagraph"/>
-        <w:numPr>
-          <w:ilvl w:val="0"/>
-          <w:numId w:val="3"/>
-        </w:numPr>
-        <w:bidi/>
-        <w:spacing w:after="80" w:line="300"/>
-        <w:jc w:val="right"/>
-      </w:pPr>
-      <w:r>
-        <w:rPr>
-          <w:rFonts w:ascii="Arial" w:cs="Arial" w:eastAsia="Arial" w:hAnsi="Arial"/>
-          <w:rtl/>
-          <w:lang w:bidi="he-IL"/>
-        </w:rPr>
-        <w:t xml:space="preserve">פשיטת רגל, ניצחון ואיפוס.</w:t>
-      </w:r>
-    </w:p>
-    <w:p>
-      <w:pPr>
-        <w:pStyle w:val="ListParagraph"/>
-        <w:numPr>
-          <w:ilvl w:val="0"/>
-          <w:numId w:val="3"/>
-        </w:numPr>
-        <w:bidi/>
-        <w:spacing w:after="80" w:line="300"/>
-        <w:jc w:val="right"/>
-      </w:pPr>
-      <w:r>
-        <w:rPr>
-          <w:rFonts w:ascii="Arial" w:cs="Arial" w:eastAsia="Arial" w:hAnsi="Arial"/>
-          <w:rtl/>
-          <w:lang w:bidi="he-IL"/>
-        </w:rPr>
-        <w:t xml:space="preserve">שרת כמקור האמת היחיד עבור הממשק.</w:t>
+          <w:color w:val="365314"/>
+          <w:rtl/>
+          <w:lang w:bidi="he-IL"/>
+        </w:rPr>
+        <w:t xml:space="preserve">גבולות המשימה: אין להוסיף חוקים מעבר לחוזה שנלמד. הצלחה פירושה שכל היכולות הקודמות פועלות יחד והשרת נשאר מקור האמת היחיד.</w:t>
       </w:r>
     </w:p>
     <w:p>
@@ -241,6 +359,154 @@
           <w:rtl/>
           <w:lang w:bidi="he-IL"/>
         </w:rPr>
+        <w:t xml:space="preserve">מטרות והיערכות</w:t>
+      </w:r>
+    </w:p>
+    <w:p>
+      <w:pPr>
+        <w:bidi/>
+        <w:spacing w:after="120" w:line="300"/>
+        <w:jc w:val="right"/>
+      </w:pPr>
+      <w:r>
+        <w:rPr>
+          <w:rFonts w:ascii="Arial" w:cs="Arial" w:eastAsia="Arial" w:hAnsi="Arial"/>
+          <w:b/>
+          <w:bCs/>
+          <w:rtl/>
+          <w:lang w:bidi="he-IL"/>
+        </w:rPr>
+        <w:t xml:space="preserve">זמן משוער: 75–120 דקות</w:t>
+      </w:r>
+    </w:p>
+    <w:p>
+      <w:pPr>
+        <w:pStyle w:val="Heading2"/>
+        <w:bidi/>
+        <w:jc w:val="right"/>
+      </w:pPr>
+      <w:r>
+        <w:rPr>
+          <w:rFonts w:ascii="Arial" w:cs="Arial" w:eastAsia="Arial" w:hAnsi="Arial"/>
+          <w:b/>
+          <w:bCs/>
+          <w:rtl/>
+          <w:lang w:bidi="he-IL"/>
+        </w:rPr>
+        <w:t xml:space="preserve">ידע מוקדם</w:t>
+      </w:r>
+    </w:p>
+    <w:p>
+      <w:pPr>
+        <w:pStyle w:val="ListParagraph"/>
+        <w:numPr>
+          <w:ilvl w:val="0"/>
+          <w:numId w:val="4"/>
+        </w:numPr>
+        <w:bidi/>
+        <w:spacing w:after="80" w:line="300"/>
+        <w:jc w:val="right"/>
+      </w:pPr>
+      <w:r>
+        <w:rPr>
+          <w:rFonts w:ascii="Arial" w:cs="Arial" w:eastAsia="Arial" w:hAnsi="Arial"/>
+          <w:rtl/>
+          <w:lang w:bidi="he-IL"/>
+        </w:rPr>
+        <w:t xml:space="preserve">השלמת תרגילים 1–7.</w:t>
+      </w:r>
+    </w:p>
+    <w:p>
+      <w:pPr>
+        <w:pStyle w:val="ListParagraph"/>
+        <w:numPr>
+          <w:ilvl w:val="0"/>
+          <w:numId w:val="4"/>
+        </w:numPr>
+        <w:bidi/>
+        <w:spacing w:after="80" w:line="300"/>
+        <w:jc w:val="right"/>
+      </w:pPr>
+      <w:r>
+        <w:rPr>
+          <w:rFonts w:ascii="Arial" w:cs="Arial" w:eastAsia="Arial" w:hAnsi="Arial"/>
+          <w:rtl/>
+          <w:lang w:bidi="he-IL"/>
+        </w:rPr>
+        <w:t xml:space="preserve">יכולת לחבר את כל כללי המשחק לחוזה אחד יציב.</w:t>
+      </w:r>
+    </w:p>
+    <w:p>
+      <w:pPr>
+        <w:pStyle w:val="Heading2"/>
+        <w:bidi/>
+        <w:jc w:val="right"/>
+      </w:pPr>
+      <w:r>
+        <w:rPr>
+          <w:rFonts w:ascii="Arial" w:cs="Arial" w:eastAsia="Arial" w:hAnsi="Arial"/>
+          <w:b/>
+          <w:bCs/>
+          <w:rtl/>
+          <w:lang w:bidi="he-IL"/>
+        </w:rPr>
+        <w:t xml:space="preserve">מה נבדק בתרגיל</w:t>
+      </w:r>
+    </w:p>
+    <w:p>
+      <w:pPr>
+        <w:pStyle w:val="ListParagraph"/>
+        <w:numPr>
+          <w:ilvl w:val="0"/>
+          <w:numId w:val="5"/>
+        </w:numPr>
+        <w:bidi/>
+        <w:spacing w:after="80" w:line="300"/>
+        <w:jc w:val="right"/>
+      </w:pPr>
+      <w:r>
+        <w:rPr>
+          <w:rFonts w:ascii="Arial" w:cs="Arial" w:eastAsia="Arial" w:hAnsi="Arial"/>
+          <w:rtl/>
+          <w:lang w:bidi="he-IL"/>
+        </w:rPr>
+        <w:t xml:space="preserve">פשיטת רגל, ניצחון ואיפוס.</w:t>
+      </w:r>
+    </w:p>
+    <w:p>
+      <w:pPr>
+        <w:pStyle w:val="ListParagraph"/>
+        <w:numPr>
+          <w:ilvl w:val="0"/>
+          <w:numId w:val="5"/>
+        </w:numPr>
+        <w:bidi/>
+        <w:spacing w:after="80" w:line="300"/>
+        <w:jc w:val="right"/>
+      </w:pPr>
+      <w:r>
+        <w:rPr>
+          <w:rFonts w:ascii="Arial" w:cs="Arial" w:eastAsia="Arial" w:hAnsi="Arial"/>
+          <w:rtl/>
+          <w:lang w:bidi="he-IL"/>
+        </w:rPr>
+        <w:t xml:space="preserve">שרת כמקור האמת היחיד עבור הממשק.</w:t>
+      </w:r>
+    </w:p>
+    <w:p>
+      <w:pPr>
+        <w:pStyle w:val="Heading1"/>
+        <w:bidi/>
+        <w:jc w:val="right"/>
+      </w:pPr>
+      <w:r>
+        <w:rPr>
+          <w:rFonts w:ascii="Arial" w:cs="Arial" w:eastAsia="Arial" w:hAnsi="Arial"/>
+          <w:b/>
+          <w:bCs/>
+          <w:rtl/>
+          <w:lang w:bidi="he-IL"/>
+        </w:rPr>
         <w:t xml:space="preserve">דרישות התרגיל</w:t>
       </w:r>
     </w:p>
@@ -249,139 +515,119 @@
         <w:pStyle w:val="ListParagraph"/>
         <w:numPr>
           <w:ilvl w:val="0"/>
-          <w:numId w:val="4"/>
-        </w:numPr>
-        <w:bidi/>
-        <w:spacing w:after="80" w:line="300"/>
-        <w:jc w:val="right"/>
-      </w:pPr>
-      <w:r>
-        <w:rPr>
-          <w:rFonts w:ascii="Arial" w:cs="Arial" w:eastAsia="Arial" w:hAnsi="Arial"/>
-          <w:rtl/>
-          <w:lang w:bidi="he-IL"/>
-        </w:rPr>
-        <w:t xml:space="preserve">כאשר כסף של שחקן יורד מתחת ל-0, is_bankrupt הופך ל-true.</w:t>
-      </w:r>
-    </w:p>
-    <w:p>
-      <w:pPr>
-        <w:pStyle w:val="ListParagraph"/>
-        <w:numPr>
-          <w:ilvl w:val="0"/>
-          <w:numId w:val="4"/>
-        </w:numPr>
-        <w:bidi/>
-        <w:spacing w:after="80" w:line="300"/>
-        <w:jc w:val="right"/>
-      </w:pPr>
-      <w:r>
-        <w:rPr>
-          <w:rFonts w:ascii="Arial" w:cs="Arial" w:eastAsia="Arial" w:hAnsi="Arial"/>
-          <w:rtl/>
-          <w:lang w:bidi="he-IL"/>
-        </w:rPr>
-        <w:t xml:space="preserve">כאשר נשאר שחקן פעיל אחד, status הופך ל-finished ו-winner_id מקבל את מזהה המנצח.</w:t>
-      </w:r>
-    </w:p>
-    <w:p>
-      <w:pPr>
-        <w:pStyle w:val="ListParagraph"/>
-        <w:numPr>
-          <w:ilvl w:val="0"/>
-          <w:numId w:val="4"/>
-        </w:numPr>
-        <w:bidi/>
-        <w:spacing w:after="80" w:line="300"/>
-        <w:jc w:val="right"/>
-      </w:pPr>
-      <w:r>
-        <w:rPr>
-          <w:rFonts w:ascii="Arial" w:cs="Arial" w:eastAsia="Arial" w:hAnsi="Arial"/>
-          <w:rtl/>
-          <w:lang w:bidi="he-IL"/>
-        </w:rPr>
-        <w:t xml:space="preserve">במשחק שהסתיים available_actions היא רשימה ריקה ולא ניתן לבצע פעולות משחק נוספות.</w:t>
-      </w:r>
-    </w:p>
-    <w:p>
-      <w:pPr>
-        <w:pStyle w:val="ListParagraph"/>
-        <w:numPr>
-          <w:ilvl w:val="0"/>
-          <w:numId w:val="4"/>
-        </w:numPr>
-        <w:bidi/>
-        <w:spacing w:after="80" w:line="300"/>
-        <w:jc w:val="right"/>
-      </w:pPr>
-      <w:r>
-        <w:rPr>
-          <w:rFonts w:ascii="Arial" w:cs="Arial" w:eastAsia="Arial" w:hAnsi="Arial"/>
-          <w:rtl/>
-          <w:lang w:bidi="he-IL"/>
-        </w:rPr>
-        <w:t xml:space="preserve">איפוס מחזיר מצב not_started עם players ו-board ריקים.</w:t>
-      </w:r>
-    </w:p>
-    <w:p>
-      <w:pPr>
-        <w:pStyle w:val="ListParagraph"/>
-        <w:numPr>
-          <w:ilvl w:val="0"/>
-          <w:numId w:val="4"/>
-        </w:numPr>
-        <w:bidi/>
-        <w:spacing w:after="80" w:line="300"/>
-        <w:jc w:val="right"/>
-      </w:pPr>
-      <w:r>
-        <w:rPr>
-          <w:rFonts w:ascii="Arial" w:cs="Arial" w:eastAsia="Arial" w:hAnsi="Arial"/>
-          <w:rtl/>
-          <w:lang w:bidi="he-IL"/>
-        </w:rPr>
-        <w:t xml:space="preserve">הממשק מציג את GameState שהשרת מחזיר ושולח בקשות לפי available_actions.</w:t>
-      </w:r>
-    </w:p>
-    <w:p>
-      <w:pPr>
-        <w:pStyle w:val="ListParagraph"/>
-        <w:numPr>
-          <w:ilvl w:val="0"/>
-          <w:numId w:val="4"/>
-        </w:numPr>
-        <w:bidi/>
-        <w:spacing w:after="80" w:line="300"/>
-        <w:jc w:val="right"/>
-      </w:pPr>
-      <w:r>
-        <w:rPr>
-          <w:rFonts w:ascii="Arial" w:cs="Arial" w:eastAsia="Arial" w:hAnsi="Arial"/>
-          <w:rtl/>
-          <w:lang w:bidi="he-IL"/>
-        </w:rPr>
-        <w:t xml:space="preserve">השרת הוא מקור האמת היחיד לכסף, מיקום, בעלות, תור, פעולות זמינות, אירועים ומנצח.</w:t>
-      </w:r>
-    </w:p>
-    <w:p>
-      <w:pPr>
-        <w:pStyle w:val="ListParagraph"/>
-        <w:numPr>
-          <w:ilvl w:val="0"/>
-          <w:numId w:val="4"/>
-        </w:numPr>
-        <w:bidi/>
-        <w:spacing w:after="80" w:line="300"/>
-        <w:jc w:val="right"/>
-      </w:pPr>
-      <w:r>
-        <w:rPr>
-          <w:rFonts w:ascii="Arial" w:cs="Arial" w:eastAsia="Arial" w:hAnsi="Arial"/>
-          <w:rtl/>
-          <w:lang w:bidi="he-IL"/>
-        </w:rPr>
-        <w:t xml:space="preserve">אין לשנות את חוזה ה-JSON כדי להתאים פתרון חלקי.</w:t>
+          <w:numId w:val="6"/>
+        </w:numPr>
+        <w:bidi/>
+        <w:spacing w:after="80" w:line="300"/>
+        <w:jc w:val="right"/>
+      </w:pPr>
+      <w:r>
+        <w:rPr>
+          <w:rFonts w:ascii="Arial" w:cs="Arial" w:eastAsia="Arial" w:hAnsi="Arial"/>
+          <w:rtl/>
+          <w:lang w:bidi="he-IL"/>
+        </w:rPr>
+        <w:t xml:space="preserve">כאשר כסף של שחקן יורד מתחת ל-0 הוא מסומן is_bankrupt ואינו מקבל תורות נוספים.</w:t>
+      </w:r>
+    </w:p>
+    <w:p>
+      <w:pPr>
+        <w:pStyle w:val="ListParagraph"/>
+        <w:numPr>
+          <w:ilvl w:val="0"/>
+          <w:numId w:val="6"/>
+        </w:numPr>
+        <w:bidi/>
+        <w:spacing w:after="80" w:line="300"/>
+        <w:jc w:val="right"/>
+      </w:pPr>
+      <w:r>
+        <w:rPr>
+          <w:rFonts w:ascii="Arial" w:cs="Arial" w:eastAsia="Arial" w:hAnsi="Arial"/>
+          <w:rtl/>
+          <w:lang w:bidi="he-IL"/>
+        </w:rPr>
+        <w:t xml:space="preserve">כאשר נשאר שחקן פעיל אחד status הופך ל-finished, winner_id הוא מזהה המנצח ו-available_actions הופכת לרשימה ריקה.</w:t>
+      </w:r>
+    </w:p>
+    <w:p>
+      <w:pPr>
+        <w:pStyle w:val="ListParagraph"/>
+        <w:numPr>
+          <w:ilvl w:val="0"/>
+          <w:numId w:val="6"/>
+        </w:numPr>
+        <w:bidi/>
+        <w:spacing w:after="80" w:line="300"/>
+        <w:jc w:val="right"/>
+      </w:pPr>
+      <w:r>
+        <w:rPr>
+          <w:rFonts w:ascii="Arial" w:cs="Arial" w:eastAsia="Arial" w:hAnsi="Arial"/>
+          <w:rtl/>
+          <w:lang w:bidi="he-IL"/>
+        </w:rPr>
+        <w:t xml:space="preserve">לאחר סיום המשחק כל פעולת משחק שאינה reset מחזירה 409 ואינה משנה את מצב הסיום.</w:t>
+      </w:r>
+    </w:p>
+    <w:p>
+      <w:pPr>
+        <w:pStyle w:val="ListParagraph"/>
+        <w:numPr>
+          <w:ilvl w:val="0"/>
+          <w:numId w:val="6"/>
+        </w:numPr>
+        <w:bidi/>
+        <w:spacing w:after="80" w:line="300"/>
+        <w:jc w:val="right"/>
+      </w:pPr>
+      <w:r>
+        <w:rPr>
+          <w:rFonts w:ascii="Arial" w:cs="Arial" w:eastAsia="Arial" w:hAnsi="Arial"/>
+          <w:rtl/>
+          <w:lang w:bidi="he-IL"/>
+        </w:rPr>
+        <w:t xml:space="preserve">POST /api/game/reset היא נקודת הקצה החדשה בתרגיל זה. היא מחזירה state במצב not_started עם players, board ו-available_actions ריקים.</w:t>
+      </w:r>
+    </w:p>
+    <w:p>
+      <w:pPr>
+        <w:pStyle w:val="ListParagraph"/>
+        <w:numPr>
+          <w:ilvl w:val="0"/>
+          <w:numId w:val="6"/>
+        </w:numPr>
+        <w:bidi/>
+        <w:spacing w:after="80" w:line="300"/>
+        <w:jc w:val="right"/>
+      </w:pPr>
+      <w:r>
+        <w:rPr>
+          <w:rFonts w:ascii="Arial" w:cs="Arial" w:eastAsia="Arial" w:hAnsi="Arial"/>
+          <w:rtl/>
+          <w:lang w:bidi="he-IL"/>
+        </w:rPr>
+        <w:t xml:space="preserve">כל נקודות הקצה מהתרגילים 1–7 ממשיכות לעמוד באותו חוזה. הממשק רק מציג GameState ושולח פעולות שמופיעות ב-available_actions.</w:t>
+      </w:r>
+    </w:p>
+    <w:p>
+      <w:pPr>
+        <w:pStyle w:val="ListParagraph"/>
+        <w:numPr>
+          <w:ilvl w:val="0"/>
+          <w:numId w:val="6"/>
+        </w:numPr>
+        <w:bidi/>
+        <w:spacing w:after="80" w:line="300"/>
+        <w:jc w:val="right"/>
+      </w:pPr>
+      <w:r>
+        <w:rPr>
+          <w:rFonts w:ascii="Arial" w:cs="Arial" w:eastAsia="Arial" w:hAnsi="Arial"/>
+          <w:rtl/>
+          <w:lang w:bidi="he-IL"/>
+        </w:rPr>
+        <w:t xml:space="preserve">השרת נשאר מקור האמת היחיד לכסף, מיקום, בעלות, תור, אירועים, פשיטת רגל ומנצח.</w:t>
       </w:r>
     </w:p>
     <w:p>
@@ -412,7 +658,7 @@
           <w:b/>
           <w:bCs/>
         </w:rPr>
-        <w:t xml:space="preserve">GET /api/health</w:t>
+        <w:t xml:space="preserve">POST /api/game/reset</w:t>
       </w:r>
     </w:p>
     <w:p>
@@ -427,7 +673,7 @@
           <w:rtl/>
           <w:lang w:bidi="he-IL"/>
         </w:rPr>
-        <w:t xml:space="preserve">מטרה: בדיקת תקינות.</w:t>
+        <w:t xml:space="preserve">מטרה: מחיקת המשחק הפעיל והחזרת מצב ריק ועקבי.</w:t>
       </w:r>
     </w:p>
     <w:p>
@@ -442,577 +688,7 @@
           <w:rtl/>
           <w:lang w:bidi="he-IL"/>
         </w:rPr>
-        <w:t xml:space="preserve">תוצאה צפויה: 200</w:t>
-      </w:r>
-    </w:p>
-    <w:p>
-      <w:pPr>
-        <w:bidi/>
-        <w:spacing w:after="120" w:line="300"/>
-        <w:jc w:val="right"/>
-      </w:pPr>
-      <w:r>
-        <w:rPr>
-          <w:rFonts w:ascii="Arial" w:cs="Arial" w:eastAsia="Arial" w:hAnsi="Arial"/>
-          <w:rtl/>
-          <w:lang w:bidi="he-IL"/>
-        </w:rPr>
-        <w:t xml:space="preserve">אין גוף בקשה.</w:t>
-      </w:r>
-    </w:p>
-    <w:p>
-      <w:pPr>
-        <w:pStyle w:val="Heading3"/>
-        <w:bidi/>
-        <w:jc w:val="right"/>
-      </w:pPr>
-      <w:r>
-        <w:rPr>
-          <w:rFonts w:ascii="Arial" w:cs="Arial" w:eastAsia="Arial" w:hAnsi="Arial"/>
-          <w:b/>
-          <w:bCs/>
-          <w:rtl/>
-          <w:lang w:bidi="he-IL"/>
-        </w:rPr>
-        <w:t xml:space="preserve">דוגמת תשובה</w:t>
-      </w:r>
-    </w:p>
-    <w:p>
-      <w:pPr>
-        <w:shd w:fill="F3F4F6" w:val="clear"/>
-        <w:spacing w:after="120" w:before="80"/>
-        <w:ind w:left="240" w:right="240"/>
-        <w:jc w:val="left"/>
-      </w:pPr>
-      <w:r>
-        <w:rPr>
-          <w:rFonts w:ascii="Consolas" w:cs="Consolas" w:eastAsia="Consolas" w:hAnsi="Consolas"/>
-          <w:sz w:val="19"/>
-          <w:szCs w:val="19"/>
-        </w:rPr>
-        <w:t xml:space="preserve">{"status": "ok"}</w:t>
-      </w:r>
-    </w:p>
-    <w:p>
-      <w:pPr>
-        <w:pStyle w:val="Heading2"/>
-        <w:jc w:val="left"/>
-      </w:pPr>
-      <w:r>
-        <w:rPr>
-          <w:rFonts w:ascii="Consolas" w:cs="Consolas" w:eastAsia="Consolas" w:hAnsi="Consolas"/>
-          <w:b/>
-          <w:bCs/>
-        </w:rPr>
-        <w:t xml:space="preserve">POST /api/game</w:t>
-      </w:r>
-    </w:p>
-    <w:p>
-      <w:pPr>
-        <w:bidi/>
-        <w:spacing w:after="120" w:line="300"/>
-        <w:jc w:val="right"/>
-      </w:pPr>
-      <w:r>
-        <w:rPr>
-          <w:rFonts w:ascii="Arial" w:cs="Arial" w:eastAsia="Arial" w:hAnsi="Arial"/>
-          <w:rtl/>
-          <w:lang w:bidi="he-IL"/>
-        </w:rPr>
-        <w:t xml:space="preserve">מטרה: יצירת משחק.</w:t>
-      </w:r>
-    </w:p>
-    <w:p>
-      <w:pPr>
-        <w:bidi/>
-        <w:spacing w:after="120" w:line="300"/>
-        <w:jc w:val="right"/>
-      </w:pPr>
-      <w:r>
-        <w:rPr>
-          <w:rFonts w:ascii="Arial" w:cs="Arial" w:eastAsia="Arial" w:hAnsi="Arial"/>
-          <w:rtl/>
-          <w:lang w:bidi="he-IL"/>
-        </w:rPr>
-        <w:t xml:space="preserve">תוצאה צפויה: 200 או 422</w:t>
-      </w:r>
-    </w:p>
-    <w:p>
-      <w:pPr>
-        <w:pStyle w:val="Heading3"/>
-        <w:bidi/>
-        <w:jc w:val="right"/>
-      </w:pPr>
-      <w:r>
-        <w:rPr>
-          <w:rFonts w:ascii="Arial" w:cs="Arial" w:eastAsia="Arial" w:hAnsi="Arial"/>
-          <w:b/>
-          <w:bCs/>
-          <w:rtl/>
-          <w:lang w:bidi="he-IL"/>
-        </w:rPr>
-        <w:t xml:space="preserve">דוגמת בקשה</w:t>
-      </w:r>
-    </w:p>
-    <w:p>
-      <w:pPr>
-        <w:shd w:fill="F3F4F6" w:val="clear"/>
-        <w:spacing w:after="120" w:before="80"/>
-        <w:ind w:left="240" w:right="240"/>
-        <w:jc w:val="left"/>
-      </w:pPr>
-      <w:r>
-        <w:rPr>
-          <w:rFonts w:ascii="Consolas" w:cs="Consolas" w:eastAsia="Consolas" w:hAnsi="Consolas"/>
-          <w:sz w:val="19"/>
-          <w:szCs w:val="19"/>
-        </w:rPr>
-        <w:t xml:space="preserve">{"player_names": ["Ada", "Linus"]}</w:t>
-      </w:r>
-    </w:p>
-    <w:p>
-      <w:pPr>
-        <w:pStyle w:val="Heading3"/>
-        <w:bidi/>
-        <w:jc w:val="right"/>
-      </w:pPr>
-      <w:r>
-        <w:rPr>
-          <w:rFonts w:ascii="Arial" w:cs="Arial" w:eastAsia="Arial" w:hAnsi="Arial"/>
-          <w:b/>
-          <w:bCs/>
-          <w:rtl/>
-          <w:lang w:bidi="he-IL"/>
-        </w:rPr>
-        <w:t xml:space="preserve">דוגמת תשובה</w:t>
-      </w:r>
-    </w:p>
-    <w:p>
-      <w:pPr>
-        <w:shd w:fill="F3F4F6" w:val="clear"/>
-        <w:spacing w:after="120" w:before="80"/>
-        <w:ind w:left="240" w:right="240"/>
-        <w:jc w:val="left"/>
-      </w:pPr>
-      <w:r>
-        <w:rPr>
-          <w:rFonts w:ascii="Consolas" w:cs="Consolas" w:eastAsia="Consolas" w:hAnsi="Consolas"/>
-          <w:sz w:val="19"/>
-          <w:szCs w:val="19"/>
-        </w:rPr>
-        <w:t xml:space="preserve">GameState</w:t>
-      </w:r>
-    </w:p>
-    <w:p>
-      <w:pPr>
-        <w:pStyle w:val="Heading2"/>
-        <w:jc w:val="left"/>
-      </w:pPr>
-      <w:r>
-        <w:rPr>
-          <w:rFonts w:ascii="Consolas" w:cs="Consolas" w:eastAsia="Consolas" w:hAnsi="Consolas"/>
-          <w:b/>
-          <w:bCs/>
-        </w:rPr>
-        <w:t xml:space="preserve">GET /api/game</w:t>
-      </w:r>
-    </w:p>
-    <w:p>
-      <w:pPr>
-        <w:bidi/>
-        <w:spacing w:after="120" w:line="300"/>
-        <w:jc w:val="right"/>
-      </w:pPr>
-      <w:r>
-        <w:rPr>
-          <w:rFonts w:ascii="Arial" w:cs="Arial" w:eastAsia="Arial" w:hAnsi="Arial"/>
-          <w:rtl/>
-          <w:lang w:bidi="he-IL"/>
-        </w:rPr>
-        <w:t xml:space="preserve">מטרה: שליפת מצב.</w:t>
-      </w:r>
-    </w:p>
-    <w:p>
-      <w:pPr>
-        <w:bidi/>
-        <w:spacing w:after="120" w:line="300"/>
-        <w:jc w:val="right"/>
-      </w:pPr>
-      <w:r>
-        <w:rPr>
-          <w:rFonts w:ascii="Arial" w:cs="Arial" w:eastAsia="Arial" w:hAnsi="Arial"/>
-          <w:rtl/>
-          <w:lang w:bidi="he-IL"/>
-        </w:rPr>
-        <w:t xml:space="preserve">תוצאה צפויה: 200 או 404</w:t>
-      </w:r>
-    </w:p>
-    <w:p>
-      <w:pPr>
-        <w:bidi/>
-        <w:spacing w:after="120" w:line="300"/>
-        <w:jc w:val="right"/>
-      </w:pPr>
-      <w:r>
-        <w:rPr>
-          <w:rFonts w:ascii="Arial" w:cs="Arial" w:eastAsia="Arial" w:hAnsi="Arial"/>
-          <w:rtl/>
-          <w:lang w:bidi="he-IL"/>
-        </w:rPr>
-        <w:t xml:space="preserve">אין גוף בקשה.</w:t>
-      </w:r>
-    </w:p>
-    <w:p>
-      <w:pPr>
-        <w:pStyle w:val="Heading3"/>
-        <w:bidi/>
-        <w:jc w:val="right"/>
-      </w:pPr>
-      <w:r>
-        <w:rPr>
-          <w:rFonts w:ascii="Arial" w:cs="Arial" w:eastAsia="Arial" w:hAnsi="Arial"/>
-          <w:b/>
-          <w:bCs/>
-          <w:rtl/>
-          <w:lang w:bidi="he-IL"/>
-        </w:rPr>
-        <w:t xml:space="preserve">דוגמת תשובה</w:t>
-      </w:r>
-    </w:p>
-    <w:p>
-      <w:pPr>
-        <w:shd w:fill="F3F4F6" w:val="clear"/>
-        <w:spacing w:after="120" w:before="80"/>
-        <w:ind w:left="240" w:right="240"/>
-        <w:jc w:val="left"/>
-      </w:pPr>
-      <w:r>
-        <w:rPr>
-          <w:rFonts w:ascii="Consolas" w:cs="Consolas" w:eastAsia="Consolas" w:hAnsi="Consolas"/>
-          <w:sz w:val="19"/>
-          <w:szCs w:val="19"/>
-        </w:rPr>
-        <w:t xml:space="preserve">GameState</w:t>
-      </w:r>
-    </w:p>
-    <w:p>
-      <w:pPr>
-        <w:pStyle w:val="Heading2"/>
-        <w:jc w:val="left"/>
-      </w:pPr>
-      <w:r>
-        <w:rPr>
-          <w:rFonts w:ascii="Consolas" w:cs="Consolas" w:eastAsia="Consolas" w:hAnsi="Consolas"/>
-          <w:b/>
-          <w:bCs/>
-        </w:rPr>
-        <w:t xml:space="preserve">POST /api/game/roll</w:t>
-      </w:r>
-    </w:p>
-    <w:p>
-      <w:pPr>
-        <w:bidi/>
-        <w:spacing w:after="120" w:line="300"/>
-        <w:jc w:val="right"/>
-      </w:pPr>
-      <w:r>
-        <w:rPr>
-          <w:rFonts w:ascii="Arial" w:cs="Arial" w:eastAsia="Arial" w:hAnsi="Arial"/>
-          <w:rtl/>
-          <w:lang w:bidi="he-IL"/>
-        </w:rPr>
-        <w:t xml:space="preserve">מטרה: זריקה ותנועה.</w:t>
-      </w:r>
-    </w:p>
-    <w:p>
-      <w:pPr>
-        <w:bidi/>
-        <w:spacing w:after="120" w:line="300"/>
-        <w:jc w:val="right"/>
-      </w:pPr>
-      <w:r>
-        <w:rPr>
-          <w:rFonts w:ascii="Arial" w:cs="Arial" w:eastAsia="Arial" w:hAnsi="Arial"/>
-          <w:rtl/>
-          <w:lang w:bidi="he-IL"/>
-        </w:rPr>
-        <w:t xml:space="preserve">תוצאה צפויה: 200 או 409</w:t>
-      </w:r>
-    </w:p>
-    <w:p>
-      <w:pPr>
-        <w:bidi/>
-        <w:spacing w:after="120" w:line="300"/>
-        <w:jc w:val="right"/>
-      </w:pPr>
-      <w:r>
-        <w:rPr>
-          <w:rFonts w:ascii="Arial" w:cs="Arial" w:eastAsia="Arial" w:hAnsi="Arial"/>
-          <w:rtl/>
-          <w:lang w:bidi="he-IL"/>
-        </w:rPr>
-        <w:t xml:space="preserve">אין גוף בקשה.</w:t>
-      </w:r>
-    </w:p>
-    <w:p>
-      <w:pPr>
-        <w:pStyle w:val="Heading3"/>
-        <w:bidi/>
-        <w:jc w:val="right"/>
-      </w:pPr>
-      <w:r>
-        <w:rPr>
-          <w:rFonts w:ascii="Arial" w:cs="Arial" w:eastAsia="Arial" w:hAnsi="Arial"/>
-          <w:b/>
-          <w:bCs/>
-          <w:rtl/>
-          <w:lang w:bidi="he-IL"/>
-        </w:rPr>
-        <w:t xml:space="preserve">דוגמת תשובה</w:t>
-      </w:r>
-    </w:p>
-    <w:p>
-      <w:pPr>
-        <w:shd w:fill="F3F4F6" w:val="clear"/>
-        <w:spacing w:after="120" w:before="80"/>
-        <w:ind w:left="240" w:right="240"/>
-        <w:jc w:val="left"/>
-      </w:pPr>
-      <w:r>
-        <w:rPr>
-          <w:rFonts w:ascii="Consolas" w:cs="Consolas" w:eastAsia="Consolas" w:hAnsi="Consolas"/>
-          <w:sz w:val="19"/>
-          <w:szCs w:val="19"/>
-        </w:rPr>
-        <w:t xml:space="preserve">{"state": GameState}</w:t>
-      </w:r>
-    </w:p>
-    <w:p>
-      <w:pPr>
-        <w:pStyle w:val="Heading2"/>
-        <w:jc w:val="left"/>
-      </w:pPr>
-      <w:r>
-        <w:rPr>
-          <w:rFonts w:ascii="Consolas" w:cs="Consolas" w:eastAsia="Consolas" w:hAnsi="Consolas"/>
-          <w:b/>
-          <w:bCs/>
-        </w:rPr>
-        <w:t xml:space="preserve">POST /api/game/buy</w:t>
-      </w:r>
-    </w:p>
-    <w:p>
-      <w:pPr>
-        <w:bidi/>
-        <w:spacing w:after="120" w:line="300"/>
-        <w:jc w:val="right"/>
-      </w:pPr>
-      <w:r>
-        <w:rPr>
-          <w:rFonts w:ascii="Arial" w:cs="Arial" w:eastAsia="Arial" w:hAnsi="Arial"/>
-          <w:rtl/>
-          <w:lang w:bidi="he-IL"/>
-        </w:rPr>
-        <w:t xml:space="preserve">מטרה: קניית נכס.</w:t>
-      </w:r>
-    </w:p>
-    <w:p>
-      <w:pPr>
-        <w:bidi/>
-        <w:spacing w:after="120" w:line="300"/>
-        <w:jc w:val="right"/>
-      </w:pPr>
-      <w:r>
-        <w:rPr>
-          <w:rFonts w:ascii="Arial" w:cs="Arial" w:eastAsia="Arial" w:hAnsi="Arial"/>
-          <w:rtl/>
-          <w:lang w:bidi="he-IL"/>
-        </w:rPr>
-        <w:t xml:space="preserve">תוצאה צפויה: 200 או 409</w:t>
-      </w:r>
-    </w:p>
-    <w:p>
-      <w:pPr>
-        <w:bidi/>
-        <w:spacing w:after="120" w:line="300"/>
-        <w:jc w:val="right"/>
-      </w:pPr>
-      <w:r>
-        <w:rPr>
-          <w:rFonts w:ascii="Arial" w:cs="Arial" w:eastAsia="Arial" w:hAnsi="Arial"/>
-          <w:rtl/>
-          <w:lang w:bidi="he-IL"/>
-        </w:rPr>
-        <w:t xml:space="preserve">אין גוף בקשה.</w:t>
-      </w:r>
-    </w:p>
-    <w:p>
-      <w:pPr>
-        <w:pStyle w:val="Heading3"/>
-        <w:bidi/>
-        <w:jc w:val="right"/>
-      </w:pPr>
-      <w:r>
-        <w:rPr>
-          <w:rFonts w:ascii="Arial" w:cs="Arial" w:eastAsia="Arial" w:hAnsi="Arial"/>
-          <w:b/>
-          <w:bCs/>
-          <w:rtl/>
-          <w:lang w:bidi="he-IL"/>
-        </w:rPr>
-        <w:t xml:space="preserve">דוגמת תשובה</w:t>
-      </w:r>
-    </w:p>
-    <w:p>
-      <w:pPr>
-        <w:shd w:fill="F3F4F6" w:val="clear"/>
-        <w:spacing w:after="120" w:before="80"/>
-        <w:ind w:left="240" w:right="240"/>
-        <w:jc w:val="left"/>
-      </w:pPr>
-      <w:r>
-        <w:rPr>
-          <w:rFonts w:ascii="Consolas" w:cs="Consolas" w:eastAsia="Consolas" w:hAnsi="Consolas"/>
-          <w:sz w:val="19"/>
-          <w:szCs w:val="19"/>
-        </w:rPr>
-        <w:t xml:space="preserve">{"state": GameState}</w:t>
-      </w:r>
-    </w:p>
-    <w:p>
-      <w:pPr>
-        <w:pStyle w:val="Heading2"/>
-        <w:jc w:val="left"/>
-      </w:pPr>
-      <w:r>
-        <w:rPr>
-          <w:rFonts w:ascii="Consolas" w:cs="Consolas" w:eastAsia="Consolas" w:hAnsi="Consolas"/>
-          <w:b/>
-          <w:bCs/>
-        </w:rPr>
-        <w:t xml:space="preserve">POST /api/game/end-turn</w:t>
-      </w:r>
-    </w:p>
-    <w:p>
-      <w:pPr>
-        <w:bidi/>
-        <w:spacing w:after="120" w:line="300"/>
-        <w:jc w:val="right"/>
-      </w:pPr>
-      <w:r>
-        <w:rPr>
-          <w:rFonts w:ascii="Arial" w:cs="Arial" w:eastAsia="Arial" w:hAnsi="Arial"/>
-          <w:rtl/>
-          <w:lang w:bidi="he-IL"/>
-        </w:rPr>
-        <w:t xml:space="preserve">מטרה: סיום תור.</w:t>
-      </w:r>
-    </w:p>
-    <w:p>
-      <w:pPr>
-        <w:bidi/>
-        <w:spacing w:after="120" w:line="300"/>
-        <w:jc w:val="right"/>
-      </w:pPr>
-      <w:r>
-        <w:rPr>
-          <w:rFonts w:ascii="Arial" w:cs="Arial" w:eastAsia="Arial" w:hAnsi="Arial"/>
-          <w:rtl/>
-          <w:lang w:bidi="he-IL"/>
-        </w:rPr>
-        <w:t xml:space="preserve">תוצאה צפויה: 200 או 409</w:t>
-      </w:r>
-    </w:p>
-    <w:p>
-      <w:pPr>
-        <w:bidi/>
-        <w:spacing w:after="120" w:line="300"/>
-        <w:jc w:val="right"/>
-      </w:pPr>
-      <w:r>
-        <w:rPr>
-          <w:rFonts w:ascii="Arial" w:cs="Arial" w:eastAsia="Arial" w:hAnsi="Arial"/>
-          <w:rtl/>
-          <w:lang w:bidi="he-IL"/>
-        </w:rPr>
-        <w:t xml:space="preserve">אין גוף בקשה.</w:t>
-      </w:r>
-    </w:p>
-    <w:p>
-      <w:pPr>
-        <w:pStyle w:val="Heading3"/>
-        <w:bidi/>
-        <w:jc w:val="right"/>
-      </w:pPr>
-      <w:r>
-        <w:rPr>
-          <w:rFonts w:ascii="Arial" w:cs="Arial" w:eastAsia="Arial" w:hAnsi="Arial"/>
-          <w:b/>
-          <w:bCs/>
-          <w:rtl/>
-          <w:lang w:bidi="he-IL"/>
-        </w:rPr>
-        <w:t xml:space="preserve">דוגמת תשובה</w:t>
-      </w:r>
-    </w:p>
-    <w:p>
-      <w:pPr>
-        <w:shd w:fill="F3F4F6" w:val="clear"/>
-        <w:spacing w:after="120" w:before="80"/>
-        <w:ind w:left="240" w:right="240"/>
-        <w:jc w:val="left"/>
-      </w:pPr>
-      <w:r>
-        <w:rPr>
-          <w:rFonts w:ascii="Consolas" w:cs="Consolas" w:eastAsia="Consolas" w:hAnsi="Consolas"/>
-          <w:sz w:val="19"/>
-          <w:szCs w:val="19"/>
-        </w:rPr>
-        <w:t xml:space="preserve">{"state": GameState}</w:t>
-      </w:r>
-    </w:p>
-    <w:p>
-      <w:pPr>
-        <w:pStyle w:val="Heading2"/>
-        <w:jc w:val="left"/>
-      </w:pPr>
-      <w:r>
-        <w:rPr>
-          <w:rFonts w:ascii="Consolas" w:cs="Consolas" w:eastAsia="Consolas" w:hAnsi="Consolas"/>
-          <w:b/>
-          <w:bCs/>
-        </w:rPr>
-        <w:t xml:space="preserve">POST /api/game/reset</w:t>
-      </w:r>
-    </w:p>
-    <w:p>
-      <w:pPr>
-        <w:bidi/>
-        <w:spacing w:after="120" w:line="300"/>
-        <w:jc w:val="right"/>
-      </w:pPr>
-      <w:r>
-        <w:rPr>
-          <w:rFonts w:ascii="Arial" w:cs="Arial" w:eastAsia="Arial" w:hAnsi="Arial"/>
-          <w:rtl/>
-          <w:lang w:bidi="he-IL"/>
-        </w:rPr>
-        <w:t xml:space="preserve">מטרה: איפוס המשחק.</w:t>
-      </w:r>
-    </w:p>
-    <w:p>
-      <w:pPr>
-        <w:bidi/>
-        <w:spacing w:after="120" w:line="300"/>
-        <w:jc w:val="right"/>
-      </w:pPr>
-      <w:r>
-        <w:rPr>
-          <w:rFonts w:ascii="Arial" w:cs="Arial" w:eastAsia="Arial" w:hAnsi="Arial"/>
-          <w:rtl/>
-          <w:lang w:bidi="he-IL"/>
-        </w:rPr>
-        <w:t xml:space="preserve">תוצאה צפויה: 200</w:t>
+        <w:t xml:space="preserve">תוצאה צפויה: 200 OK</w:t>
       </w:r>
     </w:p>
     <w:p>
@@ -1172,7 +848,7 @@
           <w:sz w:val="19"/>
           <w:szCs w:val="19"/>
         </w:rPr>
-        <w:t xml:space="preserve">    "board": []</w:t>
+        <w:t xml:space="preserve">    "board": [],</w:t>
       </w:r>
     </w:p>
     <w:p>
@@ -1188,6 +864,38 @@
           <w:sz w:val="19"/>
           <w:szCs w:val="19"/>
         </w:rPr>
+        <w:t xml:space="preserve">    "last_event": "Game reset.",</w:t>
+      </w:r>
+    </w:p>
+    <w:p>
+      <w:pPr>
+        <w:shd w:fill="F3F4F6" w:val="clear"/>
+        <w:spacing w:after="0" w:before="0"/>
+        <w:ind w:left="240" w:right="240"/>
+        <w:jc w:val="left"/>
+      </w:pPr>
+      <w:r>
+        <w:rPr>
+          <w:rFonts w:ascii="Consolas" w:cs="Consolas" w:eastAsia="Consolas" w:hAnsi="Consolas"/>
+          <w:sz w:val="19"/>
+          <w:szCs w:val="19"/>
+        </w:rPr>
+        <w:t xml:space="preserve">    "event_log": ["Game reset."]</w:t>
+      </w:r>
+    </w:p>
+    <w:p>
+      <w:pPr>
+        <w:shd w:fill="F3F4F6" w:val="clear"/>
+        <w:spacing w:after="0" w:before="0"/>
+        <w:ind w:left="240" w:right="240"/>
+        <w:jc w:val="left"/>
+      </w:pPr>
+      <w:r>
+        <w:rPr>
+          <w:rFonts w:ascii="Consolas" w:cs="Consolas" w:eastAsia="Consolas" w:hAnsi="Consolas"/>
+          <w:sz w:val="19"/>
+          <w:szCs w:val="19"/>
+        </w:rPr>
         <w:t xml:space="preserve">  }</w:t>
       </w:r>
     </w:p>
@@ -1229,99 +937,79 @@
         <w:pStyle w:val="ListParagraph"/>
         <w:numPr>
           <w:ilvl w:val="0"/>
-          <w:numId w:val="5"/>
-        </w:numPr>
-        <w:bidi/>
-        <w:spacing w:after="80" w:line="300"/>
-        <w:jc w:val="right"/>
-      </w:pPr>
-      <w:r>
-        <w:rPr>
-          <w:rFonts w:ascii="Arial" w:cs="Arial" w:eastAsia="Arial" w:hAnsi="Arial"/>
-          <w:rtl/>
-          <w:lang w:bidi="he-IL"/>
-        </w:rPr>
-        <w:t xml:space="preserve">ניתן ליצור משחק, לשחק מספר תורות, לקנות נכס, לשלם שכירות ולאפס.</w:t>
-      </w:r>
-    </w:p>
-    <w:p>
-      <w:pPr>
-        <w:pStyle w:val="ListParagraph"/>
-        <w:numPr>
-          <w:ilvl w:val="0"/>
-          <w:numId w:val="5"/>
-        </w:numPr>
-        <w:bidi/>
-        <w:spacing w:after="80" w:line="300"/>
-        <w:jc w:val="right"/>
-      </w:pPr>
-      <w:r>
-        <w:rPr>
-          <w:rFonts w:ascii="Arial" w:cs="Arial" w:eastAsia="Arial" w:hAnsi="Arial"/>
-          <w:rtl/>
-          <w:lang w:bidi="he-IL"/>
-        </w:rPr>
-        <w:t xml:space="preserve">שחקן עם כסף שלילי מסומן כפושט רגל ומפסיק לקבל תורות.</w:t>
-      </w:r>
-    </w:p>
-    <w:p>
-      <w:pPr>
-        <w:pStyle w:val="ListParagraph"/>
-        <w:numPr>
-          <w:ilvl w:val="0"/>
-          <w:numId w:val="5"/>
-        </w:numPr>
-        <w:bidi/>
-        <w:spacing w:after="80" w:line="300"/>
-        <w:jc w:val="right"/>
-      </w:pPr>
-      <w:r>
-        <w:rPr>
-          <w:rFonts w:ascii="Arial" w:cs="Arial" w:eastAsia="Arial" w:hAnsi="Arial"/>
-          <w:rtl/>
-          <w:lang w:bidi="he-IL"/>
-        </w:rPr>
-        <w:t xml:space="preserve">כאשר נשאר שחקן אחד, התשובה מציגה finished, winner_id ורשימת פעולות ריקה.</w:t>
-      </w:r>
-    </w:p>
-    <w:p>
-      <w:pPr>
-        <w:pStyle w:val="ListParagraph"/>
-        <w:numPr>
-          <w:ilvl w:val="0"/>
-          <w:numId w:val="5"/>
-        </w:numPr>
-        <w:bidi/>
-        <w:spacing w:after="80" w:line="300"/>
-        <w:jc w:val="right"/>
-      </w:pPr>
-      <w:r>
-        <w:rPr>
-          <w:rFonts w:ascii="Arial" w:cs="Arial" w:eastAsia="Arial" w:hAnsi="Arial"/>
-          <w:rtl/>
-          <w:lang w:bidi="he-IL"/>
-        </w:rPr>
-        <w:t xml:space="preserve">כל כפתור בממשק מייצג בקשת API בלבד.</w:t>
-      </w:r>
-    </w:p>
-    <w:p>
-      <w:pPr>
-        <w:pStyle w:val="ListParagraph"/>
-        <w:numPr>
-          <w:ilvl w:val="0"/>
-          <w:numId w:val="5"/>
-        </w:numPr>
-        <w:bidi/>
-        <w:spacing w:after="80" w:line="300"/>
-        <w:jc w:val="right"/>
-      </w:pPr>
-      <w:r>
-        <w:rPr>
-          <w:rFonts w:ascii="Arial" w:cs="Arial" w:eastAsia="Arial" w:hAnsi="Arial"/>
-          <w:rtl/>
-          <w:lang w:bidi="he-IL"/>
-        </w:rPr>
-        <w:t xml:space="preserve">הממשק אינו מחשב תנועה, כסף, שכירות, בעלות, תורות או ניצחון.</w:t>
+          <w:numId w:val="7"/>
+        </w:numPr>
+        <w:bidi/>
+        <w:spacing w:after="80" w:line="300"/>
+        <w:jc w:val="right"/>
+      </w:pPr>
+      <w:r>
+        <w:rPr>
+          <w:rFonts w:ascii="Arial" w:cs="Arial" w:eastAsia="Arial" w:hAnsi="Arial"/>
+          <w:rtl/>
+          <w:lang w:bidi="he-IL"/>
+        </w:rPr>
+        <w:t xml:space="preserve">תרחיש HTTP מלא מגיע לקנייה, שכירות, פשיטת רגל ומנצח.</w:t>
+      </w:r>
+    </w:p>
+    <w:p>
+      <w:pPr>
+        <w:pStyle w:val="ListParagraph"/>
+        <w:numPr>
+          <w:ilvl w:val="0"/>
+          <w:numId w:val="7"/>
+        </w:numPr>
+        <w:bidi/>
+        <w:spacing w:after="80" w:line="300"/>
+        <w:jc w:val="right"/>
+      </w:pPr>
+      <w:r>
+        <w:rPr>
+          <w:rFonts w:ascii="Arial" w:cs="Arial" w:eastAsia="Arial" w:hAnsi="Arial"/>
+          <w:rtl/>
+          <w:lang w:bidi="he-IL"/>
+        </w:rPr>
+        <w:t xml:space="preserve">במצב finished יש winner_id ואין פעולות זמינות.</w:t>
+      </w:r>
+    </w:p>
+    <w:p>
+      <w:pPr>
+        <w:pStyle w:val="ListParagraph"/>
+        <w:numPr>
+          <w:ilvl w:val="0"/>
+          <w:numId w:val="7"/>
+        </w:numPr>
+        <w:bidi/>
+        <w:spacing w:after="80" w:line="300"/>
+        <w:jc w:val="right"/>
+      </w:pPr>
+      <w:r>
+        <w:rPr>
+          <w:rFonts w:ascii="Arial" w:cs="Arial" w:eastAsia="Arial" w:hAnsi="Arial"/>
+          <w:rtl/>
+          <w:lang w:bidi="he-IL"/>
+        </w:rPr>
+        <w:t xml:space="preserve">reset מחזיר חוזה not_started מלא וריק.</w:t>
+      </w:r>
+    </w:p>
+    <w:p>
+      <w:pPr>
+        <w:pStyle w:val="ListParagraph"/>
+        <w:numPr>
+          <w:ilvl w:val="0"/>
+          <w:numId w:val="7"/>
+        </w:numPr>
+        <w:bidi/>
+        <w:spacing w:after="80" w:line="300"/>
+        <w:jc w:val="right"/>
+      </w:pPr>
+      <w:r>
+        <w:rPr>
+          <w:rFonts w:ascii="Arial" w:cs="Arial" w:eastAsia="Arial" w:hAnsi="Arial"/>
+          <w:rtl/>
+          <w:lang w:bidi="he-IL"/>
+        </w:rPr>
+        <w:t xml:space="preserve">כל שמונת ה-checkpoints עוברים במצב cumulative מתוך ה-UI.</w:t>
       </w:r>
     </w:p>
     <w:p>
@@ -1346,7 +1034,7 @@
         <w:pStyle w:val="ListParagraph"/>
         <w:numPr>
           <w:ilvl w:val="0"/>
-          <w:numId w:val="6"/>
+          <w:numId w:val="8"/>
         </w:numPr>
         <w:bidi/>
         <w:spacing w:after="80" w:line="300"/>
@@ -1366,7 +1054,7 @@
         <w:pStyle w:val="ListParagraph"/>
         <w:numPr>
           <w:ilvl w:val="0"/>
-          <w:numId w:val="6"/>
+          <w:numId w:val="8"/>
         </w:numPr>
         <w:bidi/>
         <w:spacing w:after="80" w:line="300"/>
@@ -1403,7 +1091,7 @@
         <w:pStyle w:val="ListParagraph"/>
         <w:numPr>
           <w:ilvl w:val="0"/>
-          <w:numId w:val="7"/>
+          <w:numId w:val="9"/>
         </w:numPr>
         <w:bidi/>
         <w:spacing w:after="80" w:line="300"/>
@@ -1423,7 +1111,7 @@
         <w:pStyle w:val="ListParagraph"/>
         <w:numPr>
           <w:ilvl w:val="0"/>
-          <w:numId w:val="7"/>
+          <w:numId w:val="9"/>
         </w:numPr>
         <w:bidi/>
         <w:spacing w:after="80" w:line="300"/>
@@ -1443,7 +1131,7 @@
         <w:pStyle w:val="ListParagraph"/>
         <w:numPr>
           <w:ilvl w:val="0"/>
-          <w:numId w:val="7"/>
+          <w:numId w:val="9"/>
         </w:numPr>
         <w:bidi/>
         <w:spacing w:after="80" w:line="300"/>
@@ -1480,7 +1168,7 @@
         <w:pStyle w:val="ListParagraph"/>
         <w:numPr>
           <w:ilvl w:val="0"/>
-          <w:numId w:val="8"/>
+          <w:numId w:val="10"/>
         </w:numPr>
         <w:bidi/>
         <w:spacing w:after="80" w:line="300"/>
@@ -1500,7 +1188,7 @@
         <w:pStyle w:val="ListParagraph"/>
         <w:numPr>
           <w:ilvl w:val="0"/>
-          <w:numId w:val="8"/>
+          <w:numId w:val="10"/>
         </w:numPr>
         <w:bidi/>
         <w:spacing w:after="80" w:line="300"/>
@@ -1520,7 +1208,7 @@
         <w:pStyle w:val="ListParagraph"/>
         <w:numPr>
           <w:ilvl w:val="0"/>
-          <w:numId w:val="8"/>
+          <w:numId w:val="10"/>
         </w:numPr>
         <w:bidi/>
         <w:spacing w:after="80" w:line="300"/>
@@ -1533,60 +1221,6 @@
           <w:lang w:bidi="he-IL"/>
         </w:rPr>
         <w:t xml:space="preserve">בדקתי לפחות מקרה הצלחה אחד ומקרה שגיאה אחד בלי לשנות את חוזה ה-API.</w:t>
-      </w:r>
-    </w:p>
-    <w:p>
-      <w:pPr>
-        <w:pStyle w:val="ListParagraph"/>
-        <w:numPr>
-          <w:ilvl w:val="0"/>
-          <w:numId w:val="8"/>
-        </w:numPr>
-        <w:bidi/>
-        <w:spacing w:after="80" w:line="300"/>
-        <w:jc w:val="right"/>
-      </w:pPr>
-      <w:r>
-        <w:rPr>
-          <w:rFonts w:ascii="Arial" w:cs="Arial" w:eastAsia="Arial" w:hAnsi="Arial"/>
-          <w:rtl/>
-          <w:lang w:bidi="he-IL"/>
-        </w:rPr>
-        <w:t xml:space="preserve">שמרתי את ראיות ההגשה הנדרשות ואני מסוגל להסביר את החלטות המימוש שלי.</w:t>
-      </w:r>
-    </w:p>
-    <w:p>
-      <w:pPr>
-        <w:pStyle w:val="Heading1"/>
-        <w:bidi/>
-        <w:jc w:val="right"/>
-      </w:pPr>
-      <w:r>
-        <w:rPr>
-          <w:rFonts w:ascii="Arial" w:cs="Arial" w:eastAsia="Arial" w:hAnsi="Arial"/>
-          <w:b/>
-          <w:bCs/>
-          <w:rtl/>
-          <w:lang w:bidi="he-IL"/>
-        </w:rPr>
-        <w:t xml:space="preserve">תנאי סיום</w:t>
-      </w:r>
-    </w:p>
-    <w:p>
-      <w:pPr>
-        <w:bidi/>
-        <w:spacing w:after="120" w:line="300"/>
-        <w:jc w:val="right"/>
-      </w:pPr>
-      <w:r>
-        <w:rPr>
-          <w:rFonts w:ascii="Arial" w:cs="Arial" w:eastAsia="Arial" w:hAnsi="Arial"/>
-          <w:b/>
-          <w:bCs/>
-          <w:rtl/>
-          <w:lang w:bidi="he-IL"/>
-        </w:rPr>
-        <w:t xml:space="preserve">התרגיל הושלם כאשר כל הדרישות ובדיקות הקבלה מתקיימות, בלי לשנות את חוזה הבקשות והתשובות.</w:t>
       </w:r>
     </w:p>
     <w:sectPr>
@@ -1904,6 +1538,30 @@
       </w:pPr>
     </w:lvl>
   </w:abstractNum>
+  <w:abstractNum w:abstractNumId="9" w15:restartNumberingAfterBreak="0">
+    <w:multiLevelType w:val="hybridMultilevel"/>
+    <w:lvl w:ilvl="0" w15:tentative="1">
+      <w:start w:val="1"/>
+      <w:numFmt w:val="bullet"/>
+      <w:lvlText w:val="•"/>
+      <w:lvlJc w:val="right"/>
+      <w:pPr>
+        <w:ind w:right="540" w:hanging="270"/>
+      </w:pPr>
+    </w:lvl>
+  </w:abstractNum>
+  <w:abstractNum w:abstractNumId="10" w15:restartNumberingAfterBreak="0">
+    <w:multiLevelType w:val="hybridMultilevel"/>
+    <w:lvl w:ilvl="0" w15:tentative="1">
+      <w:start w:val="1"/>
+      <w:numFmt w:val="bullet"/>
+      <w:lvlText w:val="•"/>
+      <w:lvlJc w:val="right"/>
+      <w:pPr>
+        <w:ind w:right="540" w:hanging="270"/>
+      </w:pPr>
+    </w:lvl>
+  </w:abstractNum>
   <w:num w:numId="1">
     <w:abstractNumId w:val="1"/>
     <w:lvlOverride w:ilvl="0">
@@ -1911,42 +1569,54 @@
     </w:lvlOverride>
   </w:num>
   <w:num w:numId="2">
+    <w:abstractNumId w:val="9"/>
+    <w:lvlOverride w:ilvl="0">
+      <w:startOverride w:val="1"/>
+    </w:lvlOverride>
+  </w:num>
+  <w:num w:numId="3">
+    <w:abstractNumId w:val="10"/>
+    <w:lvlOverride w:ilvl="0">
+      <w:startOverride w:val="1"/>
+    </w:lvlOverride>
+  </w:num>
+  <w:num w:numId="4">
     <w:abstractNumId w:val="4"/>
     <w:lvlOverride w:ilvl="0">
       <w:startOverride w:val="1"/>
     </w:lvlOverride>
   </w:num>
-  <w:num w:numId="3">
+  <w:num w:numId="5">
     <w:abstractNumId w:val="5"/>
     <w:lvlOverride w:ilvl="0">
       <w:startOverride w:val="1"/>
     </w:lvlOverride>
   </w:num>
-  <w:num w:numId="4">
+  <w:num w:numId="6">
     <w:abstractNumId w:val="2"/>
     <w:lvlOverride w:ilvl="0">
       <w:startOverride w:val="1"/>
     </w:lvlOverride>
   </w:num>
-  <w:num w:numId="5">
+  <w:num w:numId="7">
     <w:abstractNumId w:val="3"/>
     <w:lvlOverride w:ilvl="0">
       <w:startOverride w:val="1"/>
     </w:lvlOverride>
   </w:num>
-  <w:num w:numId="6">
+  <w:num w:numId="8">
     <w:abstractNumId w:val="6"/>
     <w:lvlOverride w:ilvl="0">
       <w:startOverride w:val="1"/>
     </w:lvlOverride>
   </w:num>
-  <w:num w:numId="7">
+  <w:num w:numId="9">
     <w:abstractNumId w:val="7"/>
     <w:lvlOverride w:ilvl="0">
       <w:startOverride w:val="1"/>
     </w:lvlOverride>
   </w:num>
-  <w:num w:numId="8">
+  <w:num w:numId="10">
     <w:abstractNumId w:val="8"/>
     <w:lvlOverride w:ilvl="0">
       <w:startOverride w:val="1"/>

--- a/docs/student-backend-exercises-he/08_complete_game.docx
+++ b/docs/student-backend-exercises-he/08_complete_game.docx
@@ -880,7 +880,39 @@
           <w:sz w:val="19"/>
           <w:szCs w:val="19"/>
         </w:rPr>
-        <w:t xml:space="preserve">    "event_log": ["Game reset."]</w:t>
+        <w:t xml:space="preserve">    "event_log": [</w:t>
+      </w:r>
+    </w:p>
+    <w:p>
+      <w:pPr>
+        <w:shd w:fill="F3F4F6" w:val="clear"/>
+        <w:spacing w:after="0" w:before="0"/>
+        <w:ind w:left="240" w:right="240"/>
+        <w:jc w:val="left"/>
+      </w:pPr>
+      <w:r>
+        <w:rPr>
+          <w:rFonts w:ascii="Consolas" w:cs="Consolas" w:eastAsia="Consolas" w:hAnsi="Consolas"/>
+          <w:sz w:val="19"/>
+          <w:szCs w:val="19"/>
+        </w:rPr>
+        <w:t xml:space="preserve">      "Game reset."</w:t>
+      </w:r>
+    </w:p>
+    <w:p>
+      <w:pPr>
+        <w:shd w:fill="F3F4F6" w:val="clear"/>
+        <w:spacing w:after="0" w:before="0"/>
+        <w:ind w:left="240" w:right="240"/>
+        <w:jc w:val="left"/>
+      </w:pPr>
+      <w:r>
+        <w:rPr>
+          <w:rFonts w:ascii="Consolas" w:cs="Consolas" w:eastAsia="Consolas" w:hAnsi="Consolas"/>
+          <w:sz w:val="19"/>
+          <w:szCs w:val="19"/>
+        </w:rPr>
+        <w:t xml:space="preserve">    ]</w:t>
       </w:r>
     </w:p>
     <w:p>
